--- a/public/james-latten-resume.docx
+++ b/public/james-latten-resume.docx
@@ -1,6 +1,6 @@
 
 <file path=word/document.xml><?xml version="1.0" encoding="utf-8"?>
-<w:document xmlns:wpc="http://schemas.microsoft.com/office/word/2010/wordprocessingCanvas" xmlns:cx="http://schemas.microsoft.com/office/drawing/2014/chartex" xmlns:cx1="http://schemas.microsoft.com/office/drawing/2015/9/8/chartex" xmlns:cx2="http://schemas.microsoft.com/office/drawing/2015/10/21/chartex" xmlns:cx3="http://schemas.microsoft.com/office/drawing/2016/5/9/chartex" xmlns:cx4="http://schemas.microsoft.com/office/drawing/2016/5/10/chartex" xmlns:cx5="http://schemas.microsoft.com/office/drawing/2016/5/11/chartex" xmlns:cx6="http://schemas.microsoft.com/office/drawing/2016/5/12/chartex" xmlns:cx7="http://schemas.microsoft.com/office/drawing/2016/5/13/chartex" xmlns:cx8="http://schemas.microsoft.com/office/drawing/2016/5/14/chartex" xmlns:mc="http://schemas.openxmlformats.org/markup-compatibility/2006" xmlns:aink="http://schemas.microsoft.com/office/drawing/2016/ink" xmlns:am3d="http://schemas.microsoft.com/office/drawing/2017/model3d" xmlns:o="urn:schemas-microsoft-com:office:office" xmlns:oel="http://schemas.microsoft.com/office/2019/extlst" xmlns:r="http://schemas.openxmlformats.org/officeDocument/2006/relationships" xmlns:m="http://schemas.openxmlformats.org/officeDocument/2006/math" xmlns:v="urn:schemas-microsoft-com:vml" xmlns:wp14="http://schemas.microsoft.com/office/word/2010/wordprocessingDrawing" xmlns:wp="http://schemas.openxmlformats.org/drawingml/2006/wordprocessingDrawing" xmlns:w10="urn:schemas-microsoft-com:office:word" xmlns:w="http://schemas.openxmlformats.org/wordprocessingml/2006/main" xmlns:w14="http://schemas.microsoft.com/office/word/2010/wordml" xmlns:w15="http://schemas.microsoft.com/office/word/2012/wordml" xmlns:w16cex="http://schemas.microsoft.com/office/word/2018/wordml/cex" xmlns:w16cid="http://schemas.microsoft.com/office/word/2016/wordml/cid" xmlns:w16="http://schemas.microsoft.com/office/word/2018/wordml" xmlns:w16du="http://schemas.microsoft.com/office/word/2023/wordml/word16du" xmlns:w16sdtdh="http://schemas.microsoft.com/office/word/2020/wordml/sdtdatahash" xmlns:w16sdtfl="http://schemas.microsoft.com/office/word/2024/wordml/sdtformatlock" xmlns:w16se="http://schemas.microsoft.com/office/word/2015/wordml/symex" xmlns:wpg="http://schemas.microsoft.com/office/word/2010/wordprocessingGroup" xmlns:wpi="http://schemas.microsoft.com/office/word/2010/wordprocessingInk" xmlns:wne="http://schemas.microsoft.com/office/word/2006/wordml" xmlns:wps="http://schemas.microsoft.com/office/word/2010/wordprocessingShape" mc:Ignorable="w14 w15 w16se w16cid w16 w16cex w16sdtdh w16sdtfl w16du wp14">
+<w:document xmlns:wpc="http://schemas.microsoft.com/office/word/2010/wordprocessingCanvas" xmlns:cx="http://schemas.microsoft.com/office/drawing/2014/chartex" xmlns:cx1="http://schemas.microsoft.com/office/drawing/2015/9/8/chartex" xmlns:cx2="http://schemas.microsoft.com/office/drawing/2015/10/21/chartex" xmlns:cx3="http://schemas.microsoft.com/office/drawing/2016/5/9/chartex" xmlns:cx4="http://schemas.microsoft.com/office/drawing/2016/5/10/chartex" xmlns:cx5="http://schemas.microsoft.com/office/drawing/2016/5/11/chartex" xmlns:cx6="http://schemas.microsoft.com/office/drawing/2016/5/12/chartex" xmlns:cx7="http://schemas.microsoft.com/office/drawing/2016/5/13/chartex" xmlns:cx8="http://schemas.microsoft.com/office/drawing/2016/5/14/chartex" xmlns:mc="http://schemas.openxmlformats.org/markup-compatibility/2006" xmlns:aink="http://schemas.microsoft.com/office/drawing/2016/ink" xmlns:am3d="http://schemas.microsoft.com/office/drawing/2017/model3d" xmlns:o="urn:schemas-microsoft-com:office:office" xmlns:oel="http://schemas.microsoft.com/office/2019/extlst" xmlns:r="http://schemas.openxmlformats.org/officeDocument/2006/relationships" xmlns:m="http://schemas.openxmlformats.org/officeDocument/2006/math" xmlns:v="urn:schemas-microsoft-com:vml" xmlns:wp14="http://schemas.microsoft.com/office/word/2010/wordprocessingDrawing" xmlns:wp="http://schemas.openxmlformats.org/drawingml/2006/wordprocessingDrawing" xmlns:w10="urn:schemas-microsoft-com:office:word" xmlns:w="http://schemas.openxmlformats.org/wordprocessingml/2006/main" xmlns:w14="http://schemas.microsoft.com/office/word/2010/wordml" xmlns:w15="http://schemas.microsoft.com/office/word/2012/wordml" xmlns:w16cei="http://schemas.microsoft.com/office/word/2026/wordml/cei" xmlns:w16cex="http://schemas.microsoft.com/office/word/2018/wordml/cex" xmlns:w16cid="http://schemas.microsoft.com/office/word/2016/wordml/cid" xmlns:w16="http://schemas.microsoft.com/office/word/2018/wordml" xmlns:w16du="http://schemas.microsoft.com/office/word/2023/wordml/word16du" xmlns:w16sdtdh="http://schemas.microsoft.com/office/word/2020/wordml/sdtdatahash" xmlns:w16sdtfl="http://schemas.microsoft.com/office/word/2024/wordml/sdtformatlock" xmlns:w16se="http://schemas.microsoft.com/office/word/2015/wordml/symex" xmlns:wpg="http://schemas.microsoft.com/office/word/2010/wordprocessingGroup" xmlns:wpi="http://schemas.microsoft.com/office/word/2010/wordprocessingInk" xmlns:wne="http://schemas.microsoft.com/office/word/2006/wordml" xmlns:wps="http://schemas.microsoft.com/office/word/2010/wordprocessingShape" mc:Ignorable="w14 w15 w16se w16cid w16 w16cex w16sdtdh w16sdtfl w16du wp14">
   <w:background w:color="FFFFFF"/>
   <w:body>
     <w:p>
@@ -81,7 +81,7 @@
           <w:sz w:val="12"/>
           <w:szCs w:val="12"/>
         </w:rPr>
-        <w:t>Lorain</w:t>
+        <w:t>Sheffield Lake</w:t>
       </w:r>
       <w:r>
         <w:rPr>
@@ -142,6 +142,15 @@
           <w:sz w:val="12"/>
           <w:szCs w:val="12"/>
         </w:rPr>
+        <w:t xml:space="preserve"> </w:t>
+      </w:r>
+      <w:r>
+        <w:rPr>
+          <w:rFonts w:eastAsia="Merriweather Light" w:cs="Merriweather Light"/>
+          <w:color w:val="2E3D50"/>
+          <w:sz w:val="12"/>
+          <w:szCs w:val="12"/>
+        </w:rPr>
         <w:t>hello@jameslat</w:t>
       </w:r>
       <w:r>
@@ -212,7 +221,25 @@
           <w:sz w:val="12"/>
           <w:szCs w:val="12"/>
         </w:rPr>
-        <w:t xml:space="preserve">2168897822  </w:t>
+        <w:t xml:space="preserve"> </w:t>
+      </w:r>
+      <w:r>
+        <w:rPr>
+          <w:rFonts w:eastAsia="Merriweather Light" w:cs="Merriweather Light"/>
+          <w:color w:val="2E3D50"/>
+          <w:sz w:val="12"/>
+          <w:szCs w:val="12"/>
+        </w:rPr>
+        <w:t>216-889-7822</w:t>
+      </w:r>
+      <w:r>
+        <w:rPr>
+          <w:rFonts w:eastAsia="Merriweather Light" w:cs="Merriweather Light"/>
+          <w:color w:val="2E3D50"/>
+          <w:sz w:val="12"/>
+          <w:szCs w:val="12"/>
+        </w:rPr>
+        <w:t xml:space="preserve">  </w:t>
       </w:r>
       <w:r>
         <w:rPr>
@@ -264,7 +291,27 @@
           <w:sz w:val="12"/>
           <w:szCs w:val="12"/>
         </w:rPr>
-        <w:t xml:space="preserve">jameslattenjr  </w:t>
+        <w:t xml:space="preserve"> </w:t>
+      </w:r>
+      <w:proofErr w:type="spellStart"/>
+      <w:r>
+        <w:rPr>
+          <w:rFonts w:eastAsia="Merriweather Light" w:cs="Merriweather Light"/>
+          <w:color w:val="2E3D50"/>
+          <w:sz w:val="12"/>
+          <w:szCs w:val="12"/>
+        </w:rPr>
+        <w:t>jameslattenjr</w:t>
+      </w:r>
+      <w:proofErr w:type="spellEnd"/>
+      <w:r>
+        <w:rPr>
+          <w:rFonts w:eastAsia="Merriweather Light" w:cs="Merriweather Light"/>
+          <w:color w:val="2E3D50"/>
+          <w:sz w:val="12"/>
+          <w:szCs w:val="12"/>
+        </w:rPr>
+        <w:t xml:space="preserve">  </w:t>
       </w:r>
       <w:r>
         <w:rPr>
@@ -316,7 +363,43 @@
           <w:sz w:val="12"/>
           <w:szCs w:val="12"/>
         </w:rPr>
-        <w:t>https://jameslatten.com</w:t>
+        <w:t xml:space="preserve"> </w:t>
+      </w:r>
+      <w:r>
+        <w:rPr>
+          <w:rFonts w:eastAsia="Merriweather Light" w:cs="Merriweather Light"/>
+          <w:color w:val="2E3D50"/>
+          <w:sz w:val="12"/>
+          <w:szCs w:val="12"/>
+        </w:rPr>
+        <w:t>https://</w:t>
+      </w:r>
+      <w:r>
+        <w:rPr>
+          <w:rFonts w:eastAsia="Merriweather Light" w:cs="Merriweather Light"/>
+          <w:color w:val="2E3D50"/>
+          <w:sz w:val="12"/>
+          <w:szCs w:val="12"/>
+        </w:rPr>
+        <w:t>www.</w:t>
+      </w:r>
+      <w:r>
+        <w:rPr>
+          <w:rFonts w:eastAsia="Merriweather Light" w:cs="Merriweather Light"/>
+          <w:color w:val="2E3D50"/>
+          <w:sz w:val="12"/>
+          <w:szCs w:val="12"/>
+        </w:rPr>
+        <w:t>j</w:t>
+      </w:r>
+      <w:r>
+        <w:rPr>
+          <w:rFonts w:eastAsia="Merriweather Light" w:cs="Merriweather Light"/>
+          <w:color w:val="2E3D50"/>
+          <w:sz w:val="12"/>
+          <w:szCs w:val="12"/>
+        </w:rPr>
+        <w:t>ameslatten.com</w:t>
       </w:r>
     </w:p>
     <w:p>
@@ -681,7 +764,7 @@
           <w:sz w:val="17"/>
           <w:szCs w:val="17"/>
         </w:rPr>
-        <w:t>Technology Development Analyst/Associate</w:t>
+        <w:t>Software Engineer</w:t>
       </w:r>
       <w:r>
         <w:rPr>
@@ -1035,7 +1118,23 @@
           <w:sz w:val="14"/>
           <w:szCs w:val="14"/>
         </w:rPr>
-        <w:t>Daily employ Data Structures and Algorithms to design efficient solutions for complex problems, enhancing system performance by 30% and reducing processing time by 15%.</w:t>
+        <w:t xml:space="preserve">Daily </w:t>
+      </w:r>
+      <w:r>
+        <w:rPr>
+          <w:color w:val="2E3D50"/>
+          <w:sz w:val="14"/>
+          <w:szCs w:val="14"/>
+        </w:rPr>
+        <w:t>employed</w:t>
+      </w:r>
+      <w:r>
+        <w:rPr>
+          <w:color w:val="2E3D50"/>
+          <w:sz w:val="14"/>
+          <w:szCs w:val="14"/>
+        </w:rPr>
+        <w:t xml:space="preserve"> Data Structures and Algorithms to design efficient solutions for complex problems, enhancing system performance by 30% and reducing processing time by 15%.</w:t>
       </w:r>
     </w:p>
     <w:p>
@@ -1056,7 +1155,17 @@
           <w:sz w:val="14"/>
           <w:szCs w:val="14"/>
         </w:rPr>
-        <w:t>Leveraged modern technologies such as</w:t>
+        <w:t xml:space="preserve">Built dashboards, APIs, and services using </w:t>
+      </w:r>
+      <w:r>
+        <w:rPr>
+          <w:b/>
+          <w:bCs/>
+          <w:color w:val="2E3D50"/>
+          <w:sz w:val="14"/>
+          <w:szCs w:val="14"/>
+        </w:rPr>
+        <w:t>Spring/Spring</w:t>
       </w:r>
       <w:r>
         <w:rPr>
@@ -1074,77 +1183,15 @@
           <w:sz w:val="14"/>
           <w:szCs w:val="14"/>
         </w:rPr>
-        <w:t>TypeScript</w:t>
-      </w:r>
-      <w:r>
-        <w:rPr>
-          <w:color w:val="2E3D50"/>
-          <w:sz w:val="14"/>
-          <w:szCs w:val="14"/>
-        </w:rPr>
-        <w:t>,</w:t>
-      </w:r>
-      <w:r>
-        <w:rPr>
-          <w:color w:val="2E3D50"/>
-          <w:sz w:val="14"/>
-          <w:szCs w:val="14"/>
-        </w:rPr>
-        <w:t xml:space="preserve"> </w:t>
-      </w:r>
-      <w:r>
-        <w:rPr>
-          <w:b/>
-          <w:bCs/>
-          <w:color w:val="2E3D50"/>
-          <w:sz w:val="14"/>
-          <w:szCs w:val="14"/>
-        </w:rPr>
-        <w:t>JavaScript</w:t>
-      </w:r>
-      <w:r>
-        <w:rPr>
-          <w:b/>
-          <w:bCs/>
-          <w:color w:val="2E3D50"/>
-          <w:sz w:val="14"/>
-          <w:szCs w:val="14"/>
-        </w:rPr>
-        <w:t>,</w:t>
-      </w:r>
-      <w:r>
-        <w:rPr>
-          <w:color w:val="2E3D50"/>
-          <w:sz w:val="14"/>
-          <w:szCs w:val="14"/>
-        </w:rPr>
-        <w:t xml:space="preserve"> and </w:t>
-      </w:r>
-      <w:r>
-        <w:rPr>
-          <w:b/>
-          <w:bCs/>
-          <w:color w:val="2E3D50"/>
-          <w:sz w:val="14"/>
-          <w:szCs w:val="14"/>
-        </w:rPr>
-        <w:t>Java</w:t>
-      </w:r>
-      <w:r>
-        <w:rPr>
-          <w:color w:val="2E3D50"/>
-          <w:sz w:val="14"/>
-          <w:szCs w:val="14"/>
-        </w:rPr>
-        <w:t xml:space="preserve"> to create and integrate third-party APIs.</w:t>
-      </w:r>
-      <w:r>
-        <w:rPr>
-          <w:color w:val="2E3D50"/>
-          <w:sz w:val="14"/>
-          <w:szCs w:val="14"/>
-        </w:rPr>
-        <w:t xml:space="preserve"> </w:t>
+        <w:t>Boot</w:t>
+      </w:r>
+      <w:r>
+        <w:rPr>
+          <w:color w:val="2E3D50"/>
+          <w:sz w:val="14"/>
+          <w:szCs w:val="14"/>
+        </w:rPr>
+        <w:t xml:space="preserve"> with 99.9% uptime.</w:t>
       </w:r>
     </w:p>
     <w:p>
@@ -1165,25 +1212,95 @@
           <w:sz w:val="14"/>
           <w:szCs w:val="14"/>
         </w:rPr>
-        <w:t xml:space="preserve">Used Version Control systems such as </w:t>
-      </w:r>
-      <w:r>
-        <w:rPr>
-          <w:b/>
-          <w:bCs/>
-          <w:color w:val="2E3D50"/>
-          <w:sz w:val="14"/>
-          <w:szCs w:val="14"/>
-        </w:rPr>
-        <w:t>Git</w:t>
-      </w:r>
-      <w:r>
-        <w:rPr>
-          <w:color w:val="2E3D50"/>
-          <w:sz w:val="14"/>
-          <w:szCs w:val="14"/>
-        </w:rPr>
-        <w:t>, GitHub, and Bitbucket to collaborate with other developers on code and projects.</w:t>
+        <w:t>Leveraged modern technologies such as</w:t>
+      </w:r>
+      <w:r>
+        <w:rPr>
+          <w:color w:val="2E3D50"/>
+          <w:sz w:val="14"/>
+          <w:szCs w:val="14"/>
+        </w:rPr>
+        <w:t xml:space="preserve"> </w:t>
+      </w:r>
+      <w:r>
+        <w:rPr>
+          <w:b/>
+          <w:bCs/>
+          <w:color w:val="2E3D50"/>
+          <w:sz w:val="14"/>
+          <w:szCs w:val="14"/>
+        </w:rPr>
+        <w:t>TypeScript</w:t>
+      </w:r>
+      <w:r>
+        <w:rPr>
+          <w:color w:val="2E3D50"/>
+          <w:sz w:val="14"/>
+          <w:szCs w:val="14"/>
+        </w:rPr>
+        <w:t>,</w:t>
+      </w:r>
+      <w:r>
+        <w:rPr>
+          <w:color w:val="2E3D50"/>
+          <w:sz w:val="14"/>
+          <w:szCs w:val="14"/>
+        </w:rPr>
+        <w:t xml:space="preserve"> </w:t>
+      </w:r>
+      <w:r>
+        <w:rPr>
+          <w:b/>
+          <w:bCs/>
+          <w:color w:val="2E3D50"/>
+          <w:sz w:val="14"/>
+          <w:szCs w:val="14"/>
+        </w:rPr>
+        <w:t>JavaScript</w:t>
+      </w:r>
+      <w:r>
+        <w:rPr>
+          <w:b/>
+          <w:bCs/>
+          <w:color w:val="2E3D50"/>
+          <w:sz w:val="14"/>
+          <w:szCs w:val="14"/>
+        </w:rPr>
+        <w:t>,</w:t>
+      </w:r>
+      <w:r>
+        <w:rPr>
+          <w:color w:val="2E3D50"/>
+          <w:sz w:val="14"/>
+          <w:szCs w:val="14"/>
+        </w:rPr>
+        <w:t xml:space="preserve"> and </w:t>
+      </w:r>
+      <w:r>
+        <w:rPr>
+          <w:b/>
+          <w:bCs/>
+          <w:color w:val="2E3D50"/>
+          <w:sz w:val="14"/>
+          <w:szCs w:val="14"/>
+        </w:rPr>
+        <w:t>Java</w:t>
+      </w:r>
+      <w:r>
+        <w:rPr>
+          <w:color w:val="2E3D50"/>
+          <w:sz w:val="14"/>
+          <w:szCs w:val="14"/>
+        </w:rPr>
+        <w:t xml:space="preserve"> to create and integrate third-party APIs.</w:t>
+      </w:r>
+      <w:r>
+        <w:rPr>
+          <w:color w:val="2E3D50"/>
+          <w:sz w:val="14"/>
+          <w:szCs w:val="14"/>
+        </w:rPr>
+        <w:t xml:space="preserve"> </w:t>
       </w:r>
     </w:p>
     <w:p>
@@ -1204,83 +1321,25 @@
           <w:sz w:val="14"/>
           <w:szCs w:val="14"/>
         </w:rPr>
-        <w:t>Leveraged Artificial Intelligence and Machine Learning to create complex and scalable solutions.</w:t>
-      </w:r>
-    </w:p>
-    <w:p>
-      <w:pPr>
-        <w:spacing w:after="0" w:line="255" w:lineRule="auto"/>
-        <w:rPr>
-          <w:rFonts w:ascii="Merriweather" w:eastAsia="Merriweather" w:hAnsi="Merriweather" w:cs="Merriweather"/>
-          <w:b/>
-          <w:bCs/>
-          <w:color w:val="2E3D50"/>
-          <w:sz w:val="17"/>
-          <w:szCs w:val="17"/>
-        </w:rPr>
-      </w:pPr>
-    </w:p>
-    <w:p>
-      <w:pPr>
-        <w:spacing w:after="0" w:line="255" w:lineRule="auto"/>
-        <w:rPr>
-          <w:sz w:val="17"/>
-        </w:rPr>
-      </w:pPr>
-      <w:r>
-        <w:rPr>
-          <w:rFonts w:ascii="Merriweather" w:eastAsia="Merriweather" w:hAnsi="Merriweather" w:cs="Merriweather"/>
-          <w:b/>
-          <w:bCs/>
-          <w:color w:val="2E3D50"/>
-          <w:sz w:val="17"/>
-          <w:szCs w:val="17"/>
-        </w:rPr>
-        <w:t xml:space="preserve">Web Developer | American Marketing Association | Chicago, IL | October 2022 </w:t>
-      </w:r>
-      <w:r>
-        <w:rPr>
-          <w:rFonts w:ascii="Merriweather" w:eastAsia="Merriweather" w:hAnsi="Merriweather" w:cs="Merriweather"/>
-          <w:b/>
-          <w:bCs/>
-          <w:color w:val="2E3D50"/>
-          <w:sz w:val="17"/>
-          <w:szCs w:val="17"/>
-        </w:rPr>
-        <w:t>–</w:t>
-      </w:r>
-      <w:r>
-        <w:rPr>
-          <w:rFonts w:ascii="Merriweather" w:eastAsia="Merriweather" w:hAnsi="Merriweather" w:cs="Merriweather"/>
-          <w:b/>
-          <w:bCs/>
-          <w:color w:val="2E3D50"/>
-          <w:sz w:val="17"/>
-          <w:szCs w:val="17"/>
-        </w:rPr>
-        <w:t xml:space="preserve"> </w:t>
-      </w:r>
-      <w:r>
-        <w:rPr>
-          <w:rFonts w:ascii="Merriweather" w:eastAsia="Merriweather" w:hAnsi="Merriweather" w:cs="Merriweather"/>
-          <w:b/>
-          <w:bCs/>
-          <w:color w:val="2E3D50"/>
-          <w:sz w:val="17"/>
-          <w:szCs w:val="17"/>
-        </w:rPr>
-        <w:t>October</w:t>
-      </w:r>
-      <w:r>
-        <w:rPr>
-          <w:rFonts w:ascii="Merriweather" w:eastAsia="Merriweather" w:hAnsi="Merriweather" w:cs="Merriweather"/>
-          <w:b/>
-          <w:bCs/>
-          <w:color w:val="2E3D50"/>
-          <w:sz w:val="17"/>
-          <w:szCs w:val="17"/>
-        </w:rPr>
-        <w:t xml:space="preserve"> 2025</w:t>
+        <w:t xml:space="preserve">Used Version Control systems such as </w:t>
+      </w:r>
+      <w:r>
+        <w:rPr>
+          <w:b/>
+          <w:bCs/>
+          <w:color w:val="2E3D50"/>
+          <w:sz w:val="14"/>
+          <w:szCs w:val="14"/>
+        </w:rPr>
+        <w:t>Git</w:t>
+      </w:r>
+      <w:r>
+        <w:rPr>
+          <w:color w:val="2E3D50"/>
+          <w:sz w:val="14"/>
+          <w:szCs w:val="14"/>
+        </w:rPr>
+        <w:t>, GitHub, and Bitbucket to collaborate with other developers on code and projects.</w:t>
       </w:r>
     </w:p>
     <w:p>
@@ -1301,77 +1360,83 @@
           <w:sz w:val="14"/>
           <w:szCs w:val="14"/>
         </w:rPr>
-        <w:t xml:space="preserve">Functioned extensively with </w:t>
-      </w:r>
-      <w:r>
-        <w:rPr>
-          <w:b/>
-          <w:bCs/>
-          <w:color w:val="2E3D50"/>
-          <w:sz w:val="14"/>
-          <w:szCs w:val="14"/>
-        </w:rPr>
-        <w:t>WordPress</w:t>
-      </w:r>
-      <w:r>
-        <w:rPr>
-          <w:color w:val="2E3D50"/>
-          <w:sz w:val="14"/>
-          <w:szCs w:val="14"/>
-        </w:rPr>
-        <w:t xml:space="preserve"> systems and the </w:t>
-      </w:r>
-      <w:r>
-        <w:rPr>
-          <w:b/>
-          <w:bCs/>
-          <w:color w:val="2E3D50"/>
-          <w:sz w:val="14"/>
-          <w:szCs w:val="14"/>
-        </w:rPr>
-        <w:t>WordPress</w:t>
-      </w:r>
-      <w:r>
-        <w:rPr>
-          <w:color w:val="2E3D50"/>
-          <w:sz w:val="14"/>
-          <w:szCs w:val="14"/>
-        </w:rPr>
-        <w:t xml:space="preserve"> API. Also experienced </w:t>
-      </w:r>
-      <w:r>
-        <w:rPr>
-          <w:color w:val="2E3D50"/>
-          <w:sz w:val="14"/>
-          <w:szCs w:val="14"/>
-        </w:rPr>
-        <w:t>in</w:t>
-      </w:r>
-      <w:r>
-        <w:rPr>
-          <w:color w:val="2E3D50"/>
-          <w:sz w:val="14"/>
-          <w:szCs w:val="14"/>
-        </w:rPr>
-        <w:t xml:space="preserve"> working with </w:t>
-      </w:r>
-      <w:r>
-        <w:rPr>
-          <w:b/>
-          <w:bCs/>
-          <w:color w:val="2E3D50"/>
-          <w:sz w:val="14"/>
-          <w:szCs w:val="14"/>
-        </w:rPr>
-        <w:t>WooCommerce</w:t>
-      </w:r>
-      <w:r>
-        <w:rPr>
-          <w:color w:val="2E3D50"/>
-          <w:sz w:val="14"/>
-          <w:szCs w:val="14"/>
-        </w:rPr>
-        <w:t>.</w:t>
+        <w:t>Leveraged Artificial Intelligence and Machine Learning to create complex and scalable solutions.</w:t>
+      </w:r>
+    </w:p>
+    <w:p>
+      <w:pPr>
+        <w:spacing w:after="0" w:line="255" w:lineRule="auto"/>
+        <w:rPr>
+          <w:rFonts w:ascii="Merriweather" w:eastAsia="Merriweather" w:hAnsi="Merriweather" w:cs="Merriweather"/>
+          <w:b/>
+          <w:bCs/>
+          <w:color w:val="2E3D50"/>
+          <w:sz w:val="17"/>
+          <w:szCs w:val="17"/>
+        </w:rPr>
+      </w:pPr>
+    </w:p>
+    <w:p>
+      <w:pPr>
+        <w:spacing w:after="0" w:line="255" w:lineRule="auto"/>
+        <w:rPr>
+          <w:sz w:val="17"/>
+        </w:rPr>
+      </w:pPr>
+      <w:r>
+        <w:rPr>
+          <w:rFonts w:ascii="Merriweather" w:eastAsia="Merriweather" w:hAnsi="Merriweather" w:cs="Merriweather"/>
+          <w:b/>
+          <w:bCs/>
+          <w:color w:val="2E3D50"/>
+          <w:sz w:val="17"/>
+          <w:szCs w:val="17"/>
+        </w:rPr>
+        <w:t xml:space="preserve">Web Developer | American Marketing Association | Chicago, IL | October 2022 </w:t>
+      </w:r>
+      <w:r>
+        <w:rPr>
+          <w:rFonts w:ascii="Merriweather" w:eastAsia="Merriweather" w:hAnsi="Merriweather" w:cs="Merriweather"/>
+          <w:b/>
+          <w:bCs/>
+          <w:color w:val="2E3D50"/>
+          <w:sz w:val="17"/>
+          <w:szCs w:val="17"/>
+        </w:rPr>
+        <w:t>–</w:t>
+      </w:r>
+      <w:r>
+        <w:rPr>
+          <w:rFonts w:ascii="Merriweather" w:eastAsia="Merriweather" w:hAnsi="Merriweather" w:cs="Merriweather"/>
+          <w:b/>
+          <w:bCs/>
+          <w:color w:val="2E3D50"/>
+          <w:sz w:val="17"/>
+          <w:szCs w:val="17"/>
+        </w:rPr>
+        <w:t xml:space="preserve"> </w:t>
+      </w:r>
+      <w:r>
+        <w:rPr>
+          <w:rFonts w:ascii="Merriweather" w:eastAsia="Merriweather" w:hAnsi="Merriweather" w:cs="Merriweather"/>
+          <w:b/>
+          <w:bCs/>
+          <w:color w:val="2E3D50"/>
+          <w:sz w:val="17"/>
+          <w:szCs w:val="17"/>
+        </w:rPr>
+        <w:t>October</w:t>
+      </w:r>
+      <w:r>
+        <w:rPr>
+          <w:rFonts w:ascii="Merriweather" w:eastAsia="Merriweather" w:hAnsi="Merriweather" w:cs="Merriweather"/>
+          <w:b/>
+          <w:bCs/>
+          <w:color w:val="2E3D50"/>
+          <w:sz w:val="17"/>
+          <w:szCs w:val="17"/>
+        </w:rPr>
+        <w:t xml:space="preserve"> 2025</w:t>
       </w:r>
     </w:p>
     <w:p>
@@ -1392,43 +1457,77 @@
           <w:sz w:val="14"/>
           <w:szCs w:val="14"/>
         </w:rPr>
-        <w:t xml:space="preserve">Use basic languages such as </w:t>
-      </w:r>
-      <w:r>
-        <w:rPr>
-          <w:b/>
-          <w:bCs/>
-          <w:color w:val="2E3D50"/>
-          <w:sz w:val="14"/>
-          <w:szCs w:val="14"/>
-        </w:rPr>
-        <w:t>HTML</w:t>
-      </w:r>
-      <w:r>
-        <w:rPr>
-          <w:color w:val="2E3D50"/>
-          <w:sz w:val="14"/>
-          <w:szCs w:val="14"/>
-        </w:rPr>
-        <w:t xml:space="preserve"> and </w:t>
-      </w:r>
-      <w:r>
-        <w:rPr>
-          <w:b/>
-          <w:bCs/>
-          <w:color w:val="2E3D50"/>
-          <w:sz w:val="14"/>
-          <w:szCs w:val="14"/>
-        </w:rPr>
-        <w:t>CSS</w:t>
-      </w:r>
-      <w:r>
-        <w:rPr>
-          <w:color w:val="2E3D50"/>
-          <w:sz w:val="14"/>
-          <w:szCs w:val="14"/>
-        </w:rPr>
-        <w:t xml:space="preserve"> to create clean and responsive frontend web apps.</w:t>
+        <w:t xml:space="preserve">Worked extensively with </w:t>
+      </w:r>
+      <w:r>
+        <w:rPr>
+          <w:b/>
+          <w:bCs/>
+          <w:color w:val="2E3D50"/>
+          <w:sz w:val="14"/>
+          <w:szCs w:val="14"/>
+        </w:rPr>
+        <w:t>WordPress</w:t>
+      </w:r>
+      <w:r>
+        <w:rPr>
+          <w:color w:val="2E3D50"/>
+          <w:sz w:val="14"/>
+          <w:szCs w:val="14"/>
+        </w:rPr>
+        <w:t xml:space="preserve"> systems and the </w:t>
+      </w:r>
+      <w:r>
+        <w:rPr>
+          <w:b/>
+          <w:bCs/>
+          <w:color w:val="2E3D50"/>
+          <w:sz w:val="14"/>
+          <w:szCs w:val="14"/>
+        </w:rPr>
+        <w:t>WordPress</w:t>
+      </w:r>
+      <w:r>
+        <w:rPr>
+          <w:color w:val="2E3D50"/>
+          <w:sz w:val="14"/>
+          <w:szCs w:val="14"/>
+        </w:rPr>
+        <w:t xml:space="preserve"> API. Also experienced </w:t>
+      </w:r>
+      <w:r>
+        <w:rPr>
+          <w:color w:val="2E3D50"/>
+          <w:sz w:val="14"/>
+          <w:szCs w:val="14"/>
+        </w:rPr>
+        <w:t>in</w:t>
+      </w:r>
+      <w:r>
+        <w:rPr>
+          <w:color w:val="2E3D50"/>
+          <w:sz w:val="14"/>
+          <w:szCs w:val="14"/>
+        </w:rPr>
+        <w:t xml:space="preserve"> working with </w:t>
+      </w:r>
+      <w:r>
+        <w:rPr>
+          <w:b/>
+          <w:bCs/>
+          <w:color w:val="2E3D50"/>
+          <w:sz w:val="14"/>
+          <w:szCs w:val="14"/>
+        </w:rPr>
+        <w:t>WooCommerce</w:t>
+      </w:r>
+      <w:r>
+        <w:rPr>
+          <w:color w:val="2E3D50"/>
+          <w:sz w:val="14"/>
+          <w:szCs w:val="14"/>
+        </w:rPr>
+        <w:t>.</w:t>
       </w:r>
     </w:p>
     <w:p>
@@ -1449,17 +1548,25 @@
           <w:sz w:val="14"/>
           <w:szCs w:val="14"/>
         </w:rPr>
-        <w:t xml:space="preserve">Evaluated new and upcoming technologies, including </w:t>
-      </w:r>
-      <w:r>
-        <w:rPr>
-          <w:b/>
-          <w:bCs/>
-          <w:color w:val="2E3D50"/>
-          <w:sz w:val="14"/>
-          <w:szCs w:val="14"/>
-        </w:rPr>
-        <w:t>React</w:t>
+        <w:t>Used</w:t>
+      </w:r>
+      <w:r>
+        <w:rPr>
+          <w:color w:val="2E3D50"/>
+          <w:sz w:val="14"/>
+          <w:szCs w:val="14"/>
+        </w:rPr>
+        <w:t xml:space="preserve"> basic languages such as </w:t>
+      </w:r>
+      <w:r>
+        <w:rPr>
+          <w:b/>
+          <w:bCs/>
+          <w:color w:val="2E3D50"/>
+          <w:sz w:val="14"/>
+          <w:szCs w:val="14"/>
+        </w:rPr>
+        <w:t>HTML</w:t>
       </w:r>
       <w:r>
         <w:rPr>
@@ -1477,15 +1584,15 @@
           <w:sz w:val="14"/>
           <w:szCs w:val="14"/>
         </w:rPr>
-        <w:t>Angular</w:t>
-      </w:r>
-      <w:r>
-        <w:rPr>
-          <w:color w:val="2E3D50"/>
-          <w:sz w:val="14"/>
-          <w:szCs w:val="14"/>
-        </w:rPr>
-        <w:t>.</w:t>
+        <w:t>CSS</w:t>
+      </w:r>
+      <w:r>
+        <w:rPr>
+          <w:color w:val="2E3D50"/>
+          <w:sz w:val="14"/>
+          <w:szCs w:val="14"/>
+        </w:rPr>
+        <w:t xml:space="preserve"> to create clean and responsive frontend web apps.</w:t>
       </w:r>
     </w:p>
     <w:p>
@@ -1506,7 +1613,43 @@
           <w:sz w:val="14"/>
           <w:szCs w:val="14"/>
         </w:rPr>
-        <w:t>Engineered new functionality and features into the existing website that's now in use by thousands of customers and boosted revenue by 25%.</w:t>
+        <w:t xml:space="preserve">Evaluated new and upcoming technologies, including </w:t>
+      </w:r>
+      <w:r>
+        <w:rPr>
+          <w:b/>
+          <w:bCs/>
+          <w:color w:val="2E3D50"/>
+          <w:sz w:val="14"/>
+          <w:szCs w:val="14"/>
+        </w:rPr>
+        <w:t>React</w:t>
+      </w:r>
+      <w:r>
+        <w:rPr>
+          <w:color w:val="2E3D50"/>
+          <w:sz w:val="14"/>
+          <w:szCs w:val="14"/>
+        </w:rPr>
+        <w:t xml:space="preserve"> and </w:t>
+      </w:r>
+      <w:r>
+        <w:rPr>
+          <w:b/>
+          <w:bCs/>
+          <w:color w:val="2E3D50"/>
+          <w:sz w:val="14"/>
+          <w:szCs w:val="14"/>
+        </w:rPr>
+        <w:t>Angular</w:t>
+      </w:r>
+      <w:r>
+        <w:rPr>
+          <w:color w:val="2E3D50"/>
+          <w:sz w:val="14"/>
+          <w:szCs w:val="14"/>
+        </w:rPr>
+        <w:t>.</w:t>
       </w:r>
     </w:p>
     <w:p>
@@ -1527,97 +1670,7 @@
           <w:sz w:val="14"/>
           <w:szCs w:val="14"/>
         </w:rPr>
-        <w:t xml:space="preserve">Leveraged programming languages such as </w:t>
-      </w:r>
-      <w:r>
-        <w:rPr>
-          <w:b/>
-          <w:bCs/>
-          <w:color w:val="2E3D50"/>
-          <w:sz w:val="14"/>
-          <w:szCs w:val="14"/>
-        </w:rPr>
-        <w:t>HTML</w:t>
-      </w:r>
-      <w:r>
-        <w:rPr>
-          <w:color w:val="2E3D50"/>
-          <w:sz w:val="14"/>
-          <w:szCs w:val="14"/>
-        </w:rPr>
-        <w:t xml:space="preserve">, </w:t>
-      </w:r>
-      <w:r>
-        <w:rPr>
-          <w:b/>
-          <w:bCs/>
-          <w:color w:val="2E3D50"/>
-          <w:sz w:val="14"/>
-          <w:szCs w:val="14"/>
-        </w:rPr>
-        <w:t>CSS</w:t>
-      </w:r>
-      <w:r>
-        <w:rPr>
-          <w:color w:val="2E3D50"/>
-          <w:sz w:val="14"/>
-          <w:szCs w:val="14"/>
-        </w:rPr>
-        <w:t xml:space="preserve">, </w:t>
-      </w:r>
-      <w:r>
-        <w:rPr>
-          <w:b/>
-          <w:bCs/>
-          <w:color w:val="2E3D50"/>
-          <w:sz w:val="14"/>
-          <w:szCs w:val="14"/>
-        </w:rPr>
-        <w:t>TypeScript</w:t>
-      </w:r>
-      <w:r>
-        <w:rPr>
-          <w:color w:val="2E3D50"/>
-          <w:sz w:val="14"/>
-          <w:szCs w:val="14"/>
-        </w:rPr>
-        <w:t xml:space="preserve">, </w:t>
-      </w:r>
-      <w:r>
-        <w:rPr>
-          <w:b/>
-          <w:bCs/>
-          <w:color w:val="2E3D50"/>
-          <w:sz w:val="14"/>
-          <w:szCs w:val="14"/>
-        </w:rPr>
-        <w:t>JavaScript</w:t>
-      </w:r>
-      <w:r>
-        <w:rPr>
-          <w:color w:val="2E3D50"/>
-          <w:sz w:val="14"/>
-          <w:szCs w:val="14"/>
-        </w:rPr>
-        <w:t xml:space="preserve">, and </w:t>
-      </w:r>
-      <w:r>
-        <w:rPr>
-          <w:b/>
-          <w:bCs/>
-          <w:color w:val="2E3D50"/>
-          <w:sz w:val="14"/>
-          <w:szCs w:val="14"/>
-        </w:rPr>
-        <w:t>PHP</w:t>
-      </w:r>
-      <w:r>
-        <w:rPr>
-          <w:color w:val="2E3D50"/>
-          <w:sz w:val="14"/>
-          <w:szCs w:val="14"/>
-        </w:rPr>
-        <w:t xml:space="preserve"> to create new functionality.</w:t>
+        <w:t>Engineered new functionality and features into the existing website that's now in use by thousands of customers and boosted revenue by 25%.</w:t>
       </w:r>
     </w:p>
     <w:p>
@@ -1638,7 +1691,97 @@
           <w:sz w:val="14"/>
           <w:szCs w:val="14"/>
         </w:rPr>
-        <w:t>Daily employ Data Structures and Algorithms to design efficient solutions for complex problems, enhancing system performance by 30% and reducing processing time by 15%.</w:t>
+        <w:t xml:space="preserve">Leveraged programming languages such as </w:t>
+      </w:r>
+      <w:r>
+        <w:rPr>
+          <w:b/>
+          <w:bCs/>
+          <w:color w:val="2E3D50"/>
+          <w:sz w:val="14"/>
+          <w:szCs w:val="14"/>
+        </w:rPr>
+        <w:t>HTML</w:t>
+      </w:r>
+      <w:r>
+        <w:rPr>
+          <w:color w:val="2E3D50"/>
+          <w:sz w:val="14"/>
+          <w:szCs w:val="14"/>
+        </w:rPr>
+        <w:t xml:space="preserve">, </w:t>
+      </w:r>
+      <w:r>
+        <w:rPr>
+          <w:b/>
+          <w:bCs/>
+          <w:color w:val="2E3D50"/>
+          <w:sz w:val="14"/>
+          <w:szCs w:val="14"/>
+        </w:rPr>
+        <w:t>CSS</w:t>
+      </w:r>
+      <w:r>
+        <w:rPr>
+          <w:color w:val="2E3D50"/>
+          <w:sz w:val="14"/>
+          <w:szCs w:val="14"/>
+        </w:rPr>
+        <w:t xml:space="preserve">, </w:t>
+      </w:r>
+      <w:r>
+        <w:rPr>
+          <w:b/>
+          <w:bCs/>
+          <w:color w:val="2E3D50"/>
+          <w:sz w:val="14"/>
+          <w:szCs w:val="14"/>
+        </w:rPr>
+        <w:t>TypeScript</w:t>
+      </w:r>
+      <w:r>
+        <w:rPr>
+          <w:color w:val="2E3D50"/>
+          <w:sz w:val="14"/>
+          <w:szCs w:val="14"/>
+        </w:rPr>
+        <w:t xml:space="preserve">, </w:t>
+      </w:r>
+      <w:r>
+        <w:rPr>
+          <w:b/>
+          <w:bCs/>
+          <w:color w:val="2E3D50"/>
+          <w:sz w:val="14"/>
+          <w:szCs w:val="14"/>
+        </w:rPr>
+        <w:t>JavaScript</w:t>
+      </w:r>
+      <w:r>
+        <w:rPr>
+          <w:color w:val="2E3D50"/>
+          <w:sz w:val="14"/>
+          <w:szCs w:val="14"/>
+        </w:rPr>
+        <w:t xml:space="preserve">, and </w:t>
+      </w:r>
+      <w:r>
+        <w:rPr>
+          <w:b/>
+          <w:bCs/>
+          <w:color w:val="2E3D50"/>
+          <w:sz w:val="14"/>
+          <w:szCs w:val="14"/>
+        </w:rPr>
+        <w:t>PHP</w:t>
+      </w:r>
+      <w:r>
+        <w:rPr>
+          <w:color w:val="2E3D50"/>
+          <w:sz w:val="14"/>
+          <w:szCs w:val="14"/>
+        </w:rPr>
+        <w:t xml:space="preserve"> to create new functionality.</w:t>
       </w:r>
     </w:p>
     <w:p>
@@ -1659,43 +1802,23 @@
           <w:sz w:val="14"/>
           <w:szCs w:val="14"/>
         </w:rPr>
-        <w:t xml:space="preserve">Leveraged modern technologies such as </w:t>
-      </w:r>
-      <w:r>
-        <w:rPr>
-          <w:b/>
-          <w:bCs/>
-          <w:color w:val="2E3D50"/>
-          <w:sz w:val="14"/>
-          <w:szCs w:val="14"/>
-        </w:rPr>
-        <w:t>JavaScript</w:t>
-      </w:r>
-      <w:r>
-        <w:rPr>
-          <w:color w:val="2E3D50"/>
-          <w:sz w:val="14"/>
-          <w:szCs w:val="14"/>
-        </w:rPr>
-        <w:t xml:space="preserve"> and </w:t>
-      </w:r>
-      <w:r>
-        <w:rPr>
-          <w:b/>
-          <w:bCs/>
-          <w:color w:val="2E3D50"/>
-          <w:sz w:val="14"/>
-          <w:szCs w:val="14"/>
-        </w:rPr>
-        <w:t>PHP</w:t>
-      </w:r>
-      <w:r>
-        <w:rPr>
-          <w:color w:val="2E3D50"/>
-          <w:sz w:val="14"/>
-          <w:szCs w:val="14"/>
-        </w:rPr>
-        <w:t xml:space="preserve"> to create and integrate third-party APIs.</w:t>
+        <w:t xml:space="preserve">Daily </w:t>
+      </w:r>
+      <w:r>
+        <w:rPr>
+          <w:color w:val="2E3D50"/>
+          <w:sz w:val="14"/>
+          <w:szCs w:val="14"/>
+        </w:rPr>
+        <w:t>employed</w:t>
+      </w:r>
+      <w:r>
+        <w:rPr>
+          <w:color w:val="2E3D50"/>
+          <w:sz w:val="14"/>
+          <w:szCs w:val="14"/>
+        </w:rPr>
+        <w:t xml:space="preserve"> Data Structures and Algorithms to design efficient solutions for complex problems, enhancing system performance by 30% and reducing processing time by 15%.</w:t>
       </w:r>
     </w:p>
     <w:p>
@@ -1716,25 +1839,43 @@
           <w:sz w:val="14"/>
           <w:szCs w:val="14"/>
         </w:rPr>
-        <w:t xml:space="preserve">Used Version Control systems such as </w:t>
-      </w:r>
-      <w:r>
-        <w:rPr>
-          <w:b/>
-          <w:bCs/>
-          <w:color w:val="2E3D50"/>
-          <w:sz w:val="14"/>
-          <w:szCs w:val="14"/>
-        </w:rPr>
-        <w:t>Git</w:t>
-      </w:r>
-      <w:r>
-        <w:rPr>
-          <w:color w:val="2E3D50"/>
-          <w:sz w:val="14"/>
-          <w:szCs w:val="14"/>
-        </w:rPr>
-        <w:t>, GitHub, and Bitbucket to collaborate with other developers on code and projects.</w:t>
+        <w:t xml:space="preserve">Leveraged modern technologies such as </w:t>
+      </w:r>
+      <w:r>
+        <w:rPr>
+          <w:b/>
+          <w:bCs/>
+          <w:color w:val="2E3D50"/>
+          <w:sz w:val="14"/>
+          <w:szCs w:val="14"/>
+        </w:rPr>
+        <w:t>JavaScript</w:t>
+      </w:r>
+      <w:r>
+        <w:rPr>
+          <w:color w:val="2E3D50"/>
+          <w:sz w:val="14"/>
+          <w:szCs w:val="14"/>
+        </w:rPr>
+        <w:t xml:space="preserve"> and </w:t>
+      </w:r>
+      <w:r>
+        <w:rPr>
+          <w:b/>
+          <w:bCs/>
+          <w:color w:val="2E3D50"/>
+          <w:sz w:val="14"/>
+          <w:szCs w:val="14"/>
+        </w:rPr>
+        <w:t>PHP</w:t>
+      </w:r>
+      <w:r>
+        <w:rPr>
+          <w:color w:val="2E3D50"/>
+          <w:sz w:val="14"/>
+          <w:szCs w:val="14"/>
+        </w:rPr>
+        <w:t xml:space="preserve"> to create and integrate third-party APIs.</w:t>
       </w:r>
     </w:p>
     <w:p>
@@ -1755,7 +1896,25 @@
           <w:sz w:val="14"/>
           <w:szCs w:val="14"/>
         </w:rPr>
-        <w:t>Leveraged Artificial Intelligence and Machine Learning to create complex and scalable solutions.</w:t>
+        <w:t xml:space="preserve">Used Version Control systems such as </w:t>
+      </w:r>
+      <w:r>
+        <w:rPr>
+          <w:b/>
+          <w:bCs/>
+          <w:color w:val="2E3D50"/>
+          <w:sz w:val="14"/>
+          <w:szCs w:val="14"/>
+        </w:rPr>
+        <w:t>Git</w:t>
+      </w:r>
+      <w:r>
+        <w:rPr>
+          <w:color w:val="2E3D50"/>
+          <w:sz w:val="14"/>
+          <w:szCs w:val="14"/>
+        </w:rPr>
+        <w:t>, GitHub, and Bitbucket to collaborate with other developers on code and projects.</w:t>
       </w:r>
     </w:p>
     <w:p>
@@ -1776,231 +1935,7 @@
           <w:sz w:val="14"/>
           <w:szCs w:val="14"/>
         </w:rPr>
-        <w:t>Used popular AWS services to create scalable and fast server systems that can run complex Web Applications, APIs, and microservices.</w:t>
-      </w:r>
-    </w:p>
-    <w:p>
-      <w:pPr>
-        <w:pStyle w:val="ReziHeading"/>
-        <w:spacing w:before="170" w:after="60" w:line="255" w:lineRule="auto"/>
-        <w:rPr>
-          <w:sz w:val="19"/>
-        </w:rPr>
-      </w:pPr>
-      <w:r>
-        <w:rPr>
-          <w:rFonts w:ascii="Merriweather" w:eastAsia="Merriweather" w:hAnsi="Merriweather" w:cs="Merriweather"/>
-          <w:b/>
-          <w:bCs/>
-          <w:color w:val="2E3D50"/>
-          <w:sz w:val="19"/>
-          <w:szCs w:val="19"/>
-        </w:rPr>
-        <w:t>EDUCATIO</w:t>
-      </w:r>
-      <w:r>
-        <w:rPr>
-          <w:rFonts w:ascii="Merriweather" w:eastAsia="Merriweather" w:hAnsi="Merriweather" w:cs="Merriweather"/>
-          <w:b/>
-          <w:bCs/>
-          <w:color w:val="2E3D50"/>
-          <w:sz w:val="19"/>
-          <w:szCs w:val="19"/>
-        </w:rPr>
-        <w:t>N</w:t>
-      </w:r>
-    </w:p>
-    <w:p>
-      <w:pPr>
-        <w:spacing w:after="0" w:line="255" w:lineRule="auto"/>
-        <w:rPr>
-          <w:rFonts w:ascii="Merriweather" w:eastAsia="Merriweather" w:hAnsi="Merriweather" w:cs="Merriweather"/>
-          <w:b/>
-          <w:bCs/>
-          <w:color w:val="2E3D50"/>
-          <w:sz w:val="17"/>
-          <w:szCs w:val="17"/>
-        </w:rPr>
-      </w:pPr>
-      <w:r>
-        <w:rPr>
-          <w:rFonts w:ascii="Merriweather" w:eastAsia="Merriweather" w:hAnsi="Merriweather" w:cs="Merriweather"/>
-          <w:b/>
-          <w:bCs/>
-          <w:color w:val="2E3D50"/>
-          <w:sz w:val="17"/>
-          <w:szCs w:val="17"/>
-        </w:rPr>
-        <w:t xml:space="preserve">Bachelor of Science, </w:t>
-      </w:r>
-      <w:r>
-        <w:rPr>
-          <w:rFonts w:ascii="Merriweather" w:eastAsia="Merriweather" w:hAnsi="Merriweather" w:cs="Merriweather"/>
-          <w:b/>
-          <w:bCs/>
-          <w:color w:val="2E3D50"/>
-          <w:sz w:val="17"/>
-          <w:szCs w:val="17"/>
-        </w:rPr>
-        <w:t>Psychology</w:t>
-      </w:r>
-      <w:r>
-        <w:rPr>
-          <w:rFonts w:ascii="Merriweather" w:eastAsia="Merriweather" w:hAnsi="Merriweather" w:cs="Merriweather"/>
-          <w:b/>
-          <w:bCs/>
-          <w:color w:val="2E3D50"/>
-          <w:sz w:val="17"/>
-          <w:szCs w:val="17"/>
-        </w:rPr>
-        <w:t xml:space="preserve"> </w:t>
-      </w:r>
-      <w:r>
-        <w:rPr>
-          <w:rFonts w:ascii="Merriweather" w:eastAsia="Merriweather" w:hAnsi="Merriweather" w:cs="Merriweather"/>
-          <w:b/>
-          <w:bCs/>
-          <w:color w:val="2E3D50"/>
-          <w:sz w:val="17"/>
-          <w:szCs w:val="17"/>
-        </w:rPr>
-        <w:t>| Western Governors University | Salt Lake City, Utah |</w:t>
-      </w:r>
-      <w:r>
-        <w:rPr>
-          <w:rFonts w:ascii="Merriweather" w:eastAsia="Merriweather" w:hAnsi="Merriweather" w:cs="Merriweather"/>
-          <w:b/>
-          <w:bCs/>
-          <w:color w:val="2E3D50"/>
-          <w:sz w:val="17"/>
-          <w:szCs w:val="17"/>
-        </w:rPr>
-        <w:t xml:space="preserve"> Graduated</w:t>
-      </w:r>
-      <w:r>
-        <w:rPr>
-          <w:rFonts w:ascii="Merriweather" w:eastAsia="Merriweather" w:hAnsi="Merriweather" w:cs="Merriweather"/>
-          <w:b/>
-          <w:bCs/>
-          <w:color w:val="2E3D50"/>
-          <w:sz w:val="17"/>
-          <w:szCs w:val="17"/>
-        </w:rPr>
-        <w:t xml:space="preserve"> 202</w:t>
-      </w:r>
-      <w:r>
-        <w:rPr>
-          <w:rFonts w:ascii="Merriweather" w:eastAsia="Merriweather" w:hAnsi="Merriweather" w:cs="Merriweather"/>
-          <w:b/>
-          <w:bCs/>
-          <w:color w:val="2E3D50"/>
-          <w:sz w:val="17"/>
-          <w:szCs w:val="17"/>
-        </w:rPr>
-        <w:t>5</w:t>
-      </w:r>
-      <w:r>
-        <w:rPr>
-          <w:rFonts w:ascii="Merriweather" w:eastAsia="Merriweather" w:hAnsi="Merriweather" w:cs="Merriweather"/>
-          <w:b/>
-          <w:bCs/>
-          <w:color w:val="2E3D50"/>
-          <w:sz w:val="17"/>
-          <w:szCs w:val="17"/>
-        </w:rPr>
-        <w:t xml:space="preserve"> | 3.</w:t>
-      </w:r>
-      <w:r>
-        <w:rPr>
-          <w:rFonts w:ascii="Merriweather" w:eastAsia="Merriweather" w:hAnsi="Merriweather" w:cs="Merriweather"/>
-          <w:b/>
-          <w:bCs/>
-          <w:color w:val="2E3D50"/>
-          <w:sz w:val="17"/>
-          <w:szCs w:val="17"/>
-        </w:rPr>
-        <w:t>00</w:t>
-      </w:r>
-    </w:p>
-    <w:p>
-      <w:pPr>
-        <w:spacing w:after="0" w:line="255" w:lineRule="auto"/>
-        <w:rPr>
-          <w:rFonts w:ascii="Merriweather" w:eastAsia="Merriweather" w:hAnsi="Merriweather" w:cs="Merriweather"/>
-          <w:b/>
-          <w:bCs/>
-          <w:color w:val="2E3D50"/>
-          <w:sz w:val="17"/>
-          <w:szCs w:val="17"/>
-        </w:rPr>
-      </w:pPr>
-    </w:p>
-    <w:p>
-      <w:pPr>
-        <w:spacing w:after="0" w:line="255" w:lineRule="auto"/>
-        <w:rPr>
-          <w:rFonts w:ascii="Merriweather" w:eastAsia="Merriweather" w:hAnsi="Merriweather" w:cs="Merriweather"/>
-          <w:b/>
-          <w:bCs/>
-          <w:color w:val="2E3D50"/>
-          <w:sz w:val="17"/>
-          <w:szCs w:val="17"/>
-        </w:rPr>
-      </w:pPr>
-      <w:r>
-        <w:rPr>
-          <w:rFonts w:ascii="Merriweather" w:eastAsia="Merriweather" w:hAnsi="Merriweather" w:cs="Merriweather"/>
-          <w:b/>
-          <w:bCs/>
-          <w:color w:val="2E3D50"/>
-          <w:sz w:val="17"/>
-          <w:szCs w:val="17"/>
-        </w:rPr>
-        <w:t>Associates of Applied Business</w:t>
-      </w:r>
-      <w:r>
-        <w:rPr>
-          <w:rFonts w:ascii="Merriweather" w:eastAsia="Merriweather" w:hAnsi="Merriweather" w:cs="Merriweather"/>
-          <w:b/>
-          <w:bCs/>
-          <w:color w:val="2E3D50"/>
-          <w:sz w:val="17"/>
-          <w:szCs w:val="17"/>
-        </w:rPr>
-        <w:t>, Programming &amp; Dev</w:t>
-      </w:r>
-      <w:r>
-        <w:rPr>
-          <w:rFonts w:ascii="Merriweather" w:eastAsia="Merriweather" w:hAnsi="Merriweather" w:cs="Merriweather"/>
-          <w:b/>
-          <w:bCs/>
-          <w:color w:val="2E3D50"/>
-          <w:sz w:val="17"/>
-          <w:szCs w:val="17"/>
-        </w:rPr>
-        <w:t xml:space="preserve"> | Cuyahoga Community College | Cleveland, OH | </w:t>
-      </w:r>
-      <w:r>
-        <w:rPr>
-          <w:rFonts w:ascii="Merriweather" w:eastAsia="Merriweather" w:hAnsi="Merriweather" w:cs="Merriweather"/>
-          <w:b/>
-          <w:bCs/>
-          <w:color w:val="2E3D50"/>
-          <w:sz w:val="17"/>
-          <w:szCs w:val="17"/>
-        </w:rPr>
-        <w:t xml:space="preserve">Graduated </w:t>
-      </w:r>
-      <w:r>
-        <w:rPr>
-          <w:rFonts w:ascii="Merriweather" w:eastAsia="Merriweather" w:hAnsi="Merriweather" w:cs="Merriweather"/>
-          <w:b/>
-          <w:bCs/>
-          <w:color w:val="2E3D50"/>
-          <w:sz w:val="17"/>
-          <w:szCs w:val="17"/>
-        </w:rPr>
-        <w:t>2026 | 3.00</w:t>
+        <w:t>Leveraged Artificial Intelligence and Machine Learning to create complex and scalable solutions.</w:t>
       </w:r>
     </w:p>
     <w:p>
@@ -2012,18 +1947,137 @@
         <w:spacing w:after="0" w:line="255" w:lineRule="auto"/>
         <w:ind w:left="111"/>
         <w:rPr>
-          <w:color w:val="2E3D50"/>
-          <w:sz w:val="14"/>
-          <w:szCs w:val="14"/>
-        </w:rPr>
-      </w:pPr>
-      <w:r>
-        <w:rPr>
-          <w:color w:val="2E3D50"/>
-          <w:sz w:val="14"/>
-          <w:szCs w:val="14"/>
-        </w:rPr>
-        <w:t>Learned advanced Data Structures and Algorithms for efficiency.</w:t>
+          <w:sz w:val="14"/>
+        </w:rPr>
+      </w:pPr>
+      <w:r>
+        <w:rPr>
+          <w:color w:val="2E3D50"/>
+          <w:sz w:val="14"/>
+          <w:szCs w:val="14"/>
+        </w:rPr>
+        <w:t>Used popular AWS services to create scalable and fast server systems that can run complex Web Applications, APIs, and microservices.</w:t>
+      </w:r>
+    </w:p>
+    <w:p>
+      <w:pPr>
+        <w:pStyle w:val="ReziHeading"/>
+        <w:spacing w:before="170" w:after="60" w:line="255" w:lineRule="auto"/>
+        <w:rPr>
+          <w:sz w:val="19"/>
+        </w:rPr>
+      </w:pPr>
+      <w:r>
+        <w:rPr>
+          <w:rFonts w:ascii="Merriweather" w:eastAsia="Merriweather" w:hAnsi="Merriweather" w:cs="Merriweather"/>
+          <w:b/>
+          <w:bCs/>
+          <w:color w:val="2E3D50"/>
+          <w:sz w:val="19"/>
+          <w:szCs w:val="19"/>
+        </w:rPr>
+        <w:t>EDUCATIO</w:t>
+      </w:r>
+      <w:r>
+        <w:rPr>
+          <w:rFonts w:ascii="Merriweather" w:eastAsia="Merriweather" w:hAnsi="Merriweather" w:cs="Merriweather"/>
+          <w:b/>
+          <w:bCs/>
+          <w:color w:val="2E3D50"/>
+          <w:sz w:val="19"/>
+          <w:szCs w:val="19"/>
+        </w:rPr>
+        <w:t>N</w:t>
+      </w:r>
+    </w:p>
+    <w:p>
+      <w:pPr>
+        <w:spacing w:after="0" w:line="255" w:lineRule="auto"/>
+        <w:rPr>
+          <w:rFonts w:ascii="Merriweather" w:eastAsia="Merriweather" w:hAnsi="Merriweather" w:cs="Merriweather"/>
+          <w:b/>
+          <w:bCs/>
+          <w:color w:val="2E3D50"/>
+          <w:sz w:val="17"/>
+          <w:szCs w:val="17"/>
+        </w:rPr>
+      </w:pPr>
+      <w:r>
+        <w:rPr>
+          <w:rFonts w:ascii="Merriweather" w:eastAsia="Merriweather" w:hAnsi="Merriweather" w:cs="Merriweather"/>
+          <w:b/>
+          <w:bCs/>
+          <w:color w:val="2E3D50"/>
+          <w:sz w:val="17"/>
+          <w:szCs w:val="17"/>
+        </w:rPr>
+        <w:t>Master of Science, Information Technology |</w:t>
+      </w:r>
+      <w:r>
+        <w:rPr>
+          <w:rFonts w:ascii="Merriweather" w:eastAsia="Merriweather" w:hAnsi="Merriweather" w:cs="Merriweather"/>
+          <w:b/>
+          <w:bCs/>
+          <w:color w:val="2E3D50"/>
+          <w:sz w:val="17"/>
+          <w:szCs w:val="17"/>
+        </w:rPr>
+        <w:t xml:space="preserve"> </w:t>
+      </w:r>
+      <w:r>
+        <w:rPr>
+          <w:rFonts w:ascii="Merriweather" w:eastAsia="Merriweather" w:hAnsi="Merriweather" w:cs="Merriweather"/>
+          <w:b/>
+          <w:bCs/>
+          <w:color w:val="2E3D50"/>
+          <w:sz w:val="17"/>
+          <w:szCs w:val="17"/>
+        </w:rPr>
+        <w:t>Western Governors University</w:t>
+      </w:r>
+      <w:r>
+        <w:rPr>
+          <w:rFonts w:ascii="Merriweather" w:eastAsia="Merriweather" w:hAnsi="Merriweather" w:cs="Merriweather"/>
+          <w:b/>
+          <w:bCs/>
+          <w:color w:val="2E3D50"/>
+          <w:sz w:val="17"/>
+          <w:szCs w:val="17"/>
+        </w:rPr>
+        <w:t xml:space="preserve"> |</w:t>
+      </w:r>
+      <w:r>
+        <w:rPr>
+          <w:rFonts w:ascii="Merriweather" w:eastAsia="Merriweather" w:hAnsi="Merriweather" w:cs="Merriweather"/>
+          <w:b/>
+          <w:bCs/>
+          <w:color w:val="2E3D50"/>
+          <w:sz w:val="17"/>
+          <w:szCs w:val="17"/>
+        </w:rPr>
+        <w:t xml:space="preserve"> </w:t>
+      </w:r>
+      <w:r>
+        <w:rPr>
+          <w:rFonts w:ascii="Merriweather" w:eastAsia="Merriweather" w:hAnsi="Merriweather" w:cs="Merriweather"/>
+          <w:b/>
+          <w:bCs/>
+          <w:color w:val="2E3D50"/>
+          <w:sz w:val="17"/>
+          <w:szCs w:val="17"/>
+        </w:rPr>
+        <w:t>Salt Lake City, Utah</w:t>
+      </w:r>
+      <w:r>
+        <w:rPr>
+          <w:rFonts w:ascii="Merriweather" w:eastAsia="Merriweather" w:hAnsi="Merriweather" w:cs="Merriweather"/>
+          <w:b/>
+          <w:bCs/>
+          <w:color w:val="2E3D50"/>
+          <w:sz w:val="17"/>
+          <w:szCs w:val="17"/>
+        </w:rPr>
+        <w:t xml:space="preserve"> | Graduating 2027 | 3.00</w:t>
       </w:r>
     </w:p>
     <w:p>
@@ -2046,7 +2100,7 @@
           <w:sz w:val="14"/>
           <w:szCs w:val="14"/>
         </w:rPr>
-        <w:t>Dived deep into Networking Fundamentals and servers.</w:t>
+        <w:t>Learned advanced Data Structures and Algorithms for efficiency.</w:t>
       </w:r>
     </w:p>
     <w:p>
@@ -2069,7 +2123,35 @@
           <w:sz w:val="14"/>
           <w:szCs w:val="14"/>
         </w:rPr>
-        <w:t>Built complex distributed systems leveraging modern and legacy technologies.</w:t>
+        <w:t xml:space="preserve">Dived deep into </w:t>
+      </w:r>
+      <w:r>
+        <w:rPr>
+          <w:b/>
+          <w:bCs/>
+          <w:color w:val="2E3D50"/>
+          <w:sz w:val="14"/>
+          <w:szCs w:val="14"/>
+        </w:rPr>
+        <w:t>Artificial Intelligence</w:t>
+      </w:r>
+      <w:r>
+        <w:rPr>
+          <w:color w:val="2E3D50"/>
+          <w:sz w:val="14"/>
+          <w:szCs w:val="14"/>
+        </w:rPr>
+        <w:t xml:space="preserve"> and </w:t>
+      </w:r>
+      <w:r>
+        <w:rPr>
+          <w:b/>
+          <w:bCs/>
+          <w:color w:val="2E3D50"/>
+          <w:sz w:val="14"/>
+          <w:szCs w:val="14"/>
+        </w:rPr>
+        <w:t>Machine Learning.</w:t>
       </w:r>
     </w:p>
     <w:p>
@@ -2092,15 +2174,7 @@
           <w:sz w:val="14"/>
           <w:szCs w:val="14"/>
         </w:rPr>
-        <w:t>Learned Advanced concepts in Software Engineering &amp; Programming</w:t>
-      </w:r>
-      <w:r>
-        <w:rPr>
-          <w:color w:val="2E3D50"/>
-          <w:sz w:val="14"/>
-          <w:szCs w:val="14"/>
-        </w:rPr>
-        <w:t>.</w:t>
+        <w:t>Built complex distributed systems leveraging modern and legacy technologies.</w:t>
       </w:r>
     </w:p>
     <w:p>
@@ -2119,111 +2193,11 @@
       </w:pPr>
       <w:r>
         <w:rPr>
-          <w:b/>
-          <w:bCs/>
-          <w:color w:val="2E3D50"/>
-          <w:sz w:val="14"/>
-          <w:szCs w:val="14"/>
-        </w:rPr>
-        <w:t>PHP</w:t>
-      </w:r>
-      <w:r>
-        <w:rPr>
-          <w:color w:val="2E3D50"/>
-          <w:sz w:val="14"/>
-          <w:szCs w:val="14"/>
-        </w:rPr>
-        <w:t xml:space="preserve">, </w:t>
-      </w:r>
-      <w:r>
-        <w:rPr>
-          <w:b/>
-          <w:bCs/>
-          <w:color w:val="2E3D50"/>
-          <w:sz w:val="14"/>
-          <w:szCs w:val="14"/>
-        </w:rPr>
-        <w:t>Java</w:t>
-      </w:r>
-      <w:r>
-        <w:rPr>
-          <w:color w:val="2E3D50"/>
-          <w:sz w:val="14"/>
-          <w:szCs w:val="14"/>
-        </w:rPr>
-        <w:t>,</w:t>
-      </w:r>
-      <w:r>
-        <w:rPr>
-          <w:b/>
-          <w:bCs/>
-          <w:color w:val="2E3D50"/>
-          <w:sz w:val="14"/>
-          <w:szCs w:val="14"/>
-        </w:rPr>
-        <w:t xml:space="preserve"> C#</w:t>
-      </w:r>
-      <w:r>
-        <w:rPr>
-          <w:color w:val="2E3D50"/>
-          <w:sz w:val="14"/>
-          <w:szCs w:val="14"/>
-        </w:rPr>
-        <w:t xml:space="preserve">, </w:t>
-      </w:r>
-      <w:r>
-        <w:rPr>
-          <w:b/>
-          <w:bCs/>
-          <w:color w:val="2E3D50"/>
-          <w:sz w:val="14"/>
-          <w:szCs w:val="14"/>
-        </w:rPr>
-        <w:t>HTML</w:t>
-      </w:r>
-      <w:r>
-        <w:rPr>
-          <w:color w:val="2E3D50"/>
-          <w:sz w:val="14"/>
-          <w:szCs w:val="14"/>
-        </w:rPr>
-        <w:t xml:space="preserve">, </w:t>
-      </w:r>
-      <w:r>
-        <w:rPr>
-          <w:b/>
-          <w:bCs/>
-          <w:color w:val="2E3D50"/>
-          <w:sz w:val="14"/>
-          <w:szCs w:val="14"/>
-        </w:rPr>
-        <w:t>CSS</w:t>
-      </w:r>
-      <w:r>
-        <w:rPr>
-          <w:color w:val="2E3D50"/>
-          <w:sz w:val="14"/>
-          <w:szCs w:val="14"/>
-        </w:rPr>
-        <w:t xml:space="preserve">, and </w:t>
-      </w:r>
-      <w:r>
-        <w:rPr>
-          <w:b/>
-          <w:bCs/>
-          <w:color w:val="2E3D50"/>
-          <w:sz w:val="14"/>
-          <w:szCs w:val="14"/>
-        </w:rPr>
-        <w:t>React</w:t>
-      </w:r>
-      <w:r>
-        <w:rPr>
-          <w:color w:val="2E3D50"/>
-          <w:sz w:val="14"/>
-          <w:szCs w:val="14"/>
-        </w:rPr>
-        <w:t xml:space="preserve"> were learned extensively</w:t>
+          <w:color w:val="2E3D50"/>
+          <w:sz w:val="14"/>
+          <w:szCs w:val="14"/>
+        </w:rPr>
+        <w:t>Learned Advanced concepts in Software Engineering &amp; Programming</w:t>
       </w:r>
       <w:r>
         <w:rPr>
@@ -2256,115 +2230,113 @@
           <w:sz w:val="14"/>
           <w:szCs w:val="14"/>
         </w:rPr>
-        <w:t xml:space="preserve">Full Stack Development </w:t>
-      </w:r>
-      <w:r>
-        <w:rPr>
-          <w:color w:val="2E3D50"/>
-          <w:sz w:val="14"/>
-          <w:szCs w:val="14"/>
-        </w:rPr>
-        <w:t>was the main topic during this program.</w:t>
-      </w:r>
-    </w:p>
-    <w:p>
-      <w:pPr>
-        <w:spacing w:after="0" w:line="255" w:lineRule="auto"/>
-        <w:rPr>
-          <w:rFonts w:ascii="Merriweather" w:eastAsia="Merriweather" w:hAnsi="Merriweather" w:cs="Merriweather"/>
-          <w:b/>
-          <w:bCs/>
-          <w:color w:val="2E3D50"/>
-          <w:sz w:val="17"/>
-          <w:szCs w:val="17"/>
-        </w:rPr>
-      </w:pPr>
-    </w:p>
-    <w:p>
-      <w:pPr>
-        <w:spacing w:after="0" w:line="255" w:lineRule="auto"/>
-        <w:rPr>
-          <w:sz w:val="17"/>
-        </w:rPr>
-      </w:pPr>
-      <w:r>
-        <w:rPr>
-          <w:rFonts w:ascii="Merriweather" w:eastAsia="Merriweather" w:hAnsi="Merriweather" w:cs="Merriweather"/>
-          <w:b/>
-          <w:bCs/>
-          <w:color w:val="2E3D50"/>
-          <w:sz w:val="17"/>
-          <w:szCs w:val="17"/>
-        </w:rPr>
-        <w:t xml:space="preserve">Associates of Arts | Cuyahoga Community College | Cleveland, OH | </w:t>
-      </w:r>
-      <w:r>
-        <w:rPr>
-          <w:rFonts w:ascii="Merriweather" w:eastAsia="Merriweather" w:hAnsi="Merriweather" w:cs="Merriweather"/>
-          <w:b/>
-          <w:bCs/>
-          <w:color w:val="2E3D50"/>
-          <w:sz w:val="17"/>
-          <w:szCs w:val="17"/>
-        </w:rPr>
-        <w:t xml:space="preserve">Graduated </w:t>
-      </w:r>
-      <w:r>
-        <w:rPr>
-          <w:rFonts w:ascii="Merriweather" w:eastAsia="Merriweather" w:hAnsi="Merriweather" w:cs="Merriweather"/>
-          <w:b/>
-          <w:bCs/>
-          <w:color w:val="2E3D50"/>
-          <w:sz w:val="17"/>
-          <w:szCs w:val="17"/>
-        </w:rPr>
-        <w:t>2022 | 3.00</w:t>
-      </w:r>
-    </w:p>
-    <w:p>
-      <w:pPr>
-        <w:spacing w:after="0" w:line="160" w:lineRule="auto"/>
-      </w:pPr>
-    </w:p>
-    <w:p>
-      <w:pPr>
-        <w:spacing w:after="0" w:line="255" w:lineRule="auto"/>
-        <w:rPr>
-          <w:sz w:val="17"/>
-        </w:rPr>
-      </w:pPr>
-      <w:r>
-        <w:rPr>
-          <w:rFonts w:ascii="Merriweather" w:eastAsia="Merriweather" w:hAnsi="Merriweather" w:cs="Merriweather"/>
-          <w:b/>
-          <w:bCs/>
-          <w:color w:val="2E3D50"/>
-          <w:sz w:val="17"/>
-          <w:szCs w:val="17"/>
-        </w:rPr>
-        <w:t xml:space="preserve">Certificate in Web Programming Fundamentals | Lorain County Community College | Elyria, OH | </w:t>
-      </w:r>
-      <w:r>
-        <w:rPr>
-          <w:rFonts w:ascii="Merriweather" w:eastAsia="Merriweather" w:hAnsi="Merriweather" w:cs="Merriweather"/>
-          <w:b/>
-          <w:bCs/>
-          <w:color w:val="2E3D50"/>
-          <w:sz w:val="17"/>
-          <w:szCs w:val="17"/>
-        </w:rPr>
-        <w:t xml:space="preserve">Graduated </w:t>
-      </w:r>
-      <w:r>
-        <w:rPr>
-          <w:rFonts w:ascii="Merriweather" w:eastAsia="Merriweather" w:hAnsi="Merriweather" w:cs="Merriweather"/>
-          <w:b/>
-          <w:bCs/>
-          <w:color w:val="2E3D50"/>
-          <w:sz w:val="17"/>
-          <w:szCs w:val="17"/>
-        </w:rPr>
-        <w:t>2023 | 3.00</w:t>
+        <w:t>PHP</w:t>
+      </w:r>
+      <w:r>
+        <w:rPr>
+          <w:color w:val="2E3D50"/>
+          <w:sz w:val="14"/>
+          <w:szCs w:val="14"/>
+        </w:rPr>
+        <w:t xml:space="preserve">, </w:t>
+      </w:r>
+      <w:r>
+        <w:rPr>
+          <w:b/>
+          <w:bCs/>
+          <w:color w:val="2E3D50"/>
+          <w:sz w:val="14"/>
+          <w:szCs w:val="14"/>
+        </w:rPr>
+        <w:t>Java</w:t>
+      </w:r>
+      <w:r>
+        <w:rPr>
+          <w:color w:val="2E3D50"/>
+          <w:sz w:val="14"/>
+          <w:szCs w:val="14"/>
+        </w:rPr>
+        <w:t>,</w:t>
+      </w:r>
+      <w:r>
+        <w:rPr>
+          <w:b/>
+          <w:bCs/>
+          <w:color w:val="2E3D50"/>
+          <w:sz w:val="14"/>
+          <w:szCs w:val="14"/>
+        </w:rPr>
+        <w:t xml:space="preserve"> C#</w:t>
+      </w:r>
+      <w:r>
+        <w:rPr>
+          <w:color w:val="2E3D50"/>
+          <w:sz w:val="14"/>
+          <w:szCs w:val="14"/>
+        </w:rPr>
+        <w:t xml:space="preserve">, </w:t>
+      </w:r>
+      <w:r>
+        <w:rPr>
+          <w:b/>
+          <w:bCs/>
+          <w:color w:val="2E3D50"/>
+          <w:sz w:val="14"/>
+          <w:szCs w:val="14"/>
+        </w:rPr>
+        <w:t>HTML</w:t>
+      </w:r>
+      <w:r>
+        <w:rPr>
+          <w:color w:val="2E3D50"/>
+          <w:sz w:val="14"/>
+          <w:szCs w:val="14"/>
+        </w:rPr>
+        <w:t xml:space="preserve">, </w:t>
+      </w:r>
+      <w:r>
+        <w:rPr>
+          <w:b/>
+          <w:bCs/>
+          <w:color w:val="2E3D50"/>
+          <w:sz w:val="14"/>
+          <w:szCs w:val="14"/>
+        </w:rPr>
+        <w:t>CSS</w:t>
+      </w:r>
+      <w:r>
+        <w:rPr>
+          <w:color w:val="2E3D50"/>
+          <w:sz w:val="14"/>
+          <w:szCs w:val="14"/>
+        </w:rPr>
+        <w:t xml:space="preserve">, and </w:t>
+      </w:r>
+      <w:r>
+        <w:rPr>
+          <w:b/>
+          <w:bCs/>
+          <w:color w:val="2E3D50"/>
+          <w:sz w:val="14"/>
+          <w:szCs w:val="14"/>
+        </w:rPr>
+        <w:t>React</w:t>
+      </w:r>
+      <w:r>
+        <w:rPr>
+          <w:color w:val="2E3D50"/>
+          <w:sz w:val="14"/>
+          <w:szCs w:val="14"/>
+        </w:rPr>
+        <w:t xml:space="preserve"> were learned extensively</w:t>
+      </w:r>
+      <w:r>
+        <w:rPr>
+          <w:color w:val="2E3D50"/>
+          <w:sz w:val="14"/>
+          <w:szCs w:val="14"/>
+        </w:rPr>
+        <w:t>.</w:t>
       </w:r>
     </w:p>
     <w:p>
@@ -2376,88 +2348,242 @@
         <w:spacing w:after="0" w:line="255" w:lineRule="auto"/>
         <w:ind w:left="111"/>
         <w:rPr>
-          <w:sz w:val="14"/>
-        </w:rPr>
-      </w:pPr>
-      <w:r>
-        <w:rPr>
-          <w:color w:val="2E3D50"/>
-          <w:sz w:val="14"/>
-          <w:szCs w:val="14"/>
-        </w:rPr>
-        <w:t xml:space="preserve">Learned </w:t>
-      </w:r>
-      <w:r>
-        <w:rPr>
-          <w:b/>
-          <w:bCs/>
-          <w:color w:val="2E3D50"/>
-          <w:sz w:val="14"/>
-          <w:szCs w:val="14"/>
-        </w:rPr>
-        <w:t>HTML</w:t>
-      </w:r>
-      <w:r>
-        <w:rPr>
-          <w:color w:val="2E3D50"/>
-          <w:sz w:val="14"/>
-          <w:szCs w:val="14"/>
-        </w:rPr>
-        <w:t xml:space="preserve">, </w:t>
-      </w:r>
-      <w:r>
-        <w:rPr>
-          <w:b/>
-          <w:bCs/>
-          <w:color w:val="2E3D50"/>
-          <w:sz w:val="14"/>
-          <w:szCs w:val="14"/>
-        </w:rPr>
-        <w:t>CSS</w:t>
-      </w:r>
-      <w:r>
-        <w:rPr>
-          <w:color w:val="2E3D50"/>
-          <w:sz w:val="14"/>
-          <w:szCs w:val="14"/>
-        </w:rPr>
-        <w:t xml:space="preserve">, </w:t>
-      </w:r>
-      <w:r>
-        <w:rPr>
-          <w:b/>
-          <w:bCs/>
-          <w:color w:val="2E3D50"/>
-          <w:sz w:val="14"/>
-          <w:szCs w:val="14"/>
-        </w:rPr>
-        <w:t>JavaScript</w:t>
-      </w:r>
-      <w:r>
-        <w:rPr>
-          <w:color w:val="2E3D50"/>
-          <w:sz w:val="14"/>
-          <w:szCs w:val="14"/>
-        </w:rPr>
-        <w:t xml:space="preserve">, and </w:t>
-      </w:r>
-      <w:r>
-        <w:rPr>
-          <w:b/>
-          <w:bCs/>
-          <w:color w:val="2E3D50"/>
-          <w:sz w:val="14"/>
-          <w:szCs w:val="14"/>
-        </w:rPr>
-        <w:t>PHP</w:t>
-      </w:r>
-      <w:r>
-        <w:rPr>
-          <w:color w:val="2E3D50"/>
-          <w:sz w:val="14"/>
-          <w:szCs w:val="14"/>
-        </w:rPr>
-        <w:t>.</w:t>
+          <w:color w:val="2E3D50"/>
+          <w:sz w:val="14"/>
+          <w:szCs w:val="14"/>
+        </w:rPr>
+      </w:pPr>
+      <w:r>
+        <w:rPr>
+          <w:b/>
+          <w:bCs/>
+          <w:color w:val="2E3D50"/>
+          <w:sz w:val="14"/>
+          <w:szCs w:val="14"/>
+        </w:rPr>
+        <w:t xml:space="preserve">Project Management </w:t>
+      </w:r>
+      <w:r>
+        <w:rPr>
+          <w:color w:val="2E3D50"/>
+          <w:sz w:val="14"/>
+          <w:szCs w:val="14"/>
+        </w:rPr>
+        <w:t>was</w:t>
+      </w:r>
+      <w:r>
+        <w:rPr>
+          <w:color w:val="2E3D50"/>
+          <w:sz w:val="14"/>
+          <w:szCs w:val="14"/>
+        </w:rPr>
+        <w:t xml:space="preserve"> the main topic during this program.</w:t>
+      </w:r>
+    </w:p>
+    <w:p>
+      <w:pPr>
+        <w:spacing w:after="0" w:line="255" w:lineRule="auto"/>
+        <w:rPr>
+          <w:rFonts w:ascii="Merriweather" w:eastAsia="Merriweather" w:hAnsi="Merriweather" w:cs="Merriweather"/>
+          <w:b/>
+          <w:bCs/>
+          <w:color w:val="2E3D50"/>
+          <w:sz w:val="17"/>
+          <w:szCs w:val="17"/>
+        </w:rPr>
+      </w:pPr>
+    </w:p>
+    <w:p>
+      <w:pPr>
+        <w:spacing w:after="0" w:line="255" w:lineRule="auto"/>
+        <w:rPr>
+          <w:rFonts w:ascii="Merriweather" w:eastAsia="Merriweather" w:hAnsi="Merriweather" w:cs="Merriweather"/>
+          <w:b/>
+          <w:bCs/>
+          <w:color w:val="2E3D50"/>
+          <w:sz w:val="17"/>
+          <w:szCs w:val="17"/>
+        </w:rPr>
+      </w:pPr>
+      <w:r>
+        <w:rPr>
+          <w:rFonts w:ascii="Merriweather" w:eastAsia="Merriweather" w:hAnsi="Merriweather" w:cs="Merriweather"/>
+          <w:b/>
+          <w:bCs/>
+          <w:color w:val="2E3D50"/>
+          <w:sz w:val="17"/>
+          <w:szCs w:val="17"/>
+        </w:rPr>
+        <w:t xml:space="preserve">Bachelor of Science, </w:t>
+      </w:r>
+      <w:r>
+        <w:rPr>
+          <w:rFonts w:ascii="Merriweather" w:eastAsia="Merriweather" w:hAnsi="Merriweather" w:cs="Merriweather"/>
+          <w:b/>
+          <w:bCs/>
+          <w:color w:val="2E3D50"/>
+          <w:sz w:val="17"/>
+          <w:szCs w:val="17"/>
+        </w:rPr>
+        <w:t>Psychology</w:t>
+      </w:r>
+      <w:r>
+        <w:rPr>
+          <w:rFonts w:ascii="Merriweather" w:eastAsia="Merriweather" w:hAnsi="Merriweather" w:cs="Merriweather"/>
+          <w:b/>
+          <w:bCs/>
+          <w:color w:val="2E3D50"/>
+          <w:sz w:val="17"/>
+          <w:szCs w:val="17"/>
+        </w:rPr>
+        <w:t xml:space="preserve"> </w:t>
+      </w:r>
+      <w:r>
+        <w:rPr>
+          <w:rFonts w:ascii="Merriweather" w:eastAsia="Merriweather" w:hAnsi="Merriweather" w:cs="Merriweather"/>
+          <w:b/>
+          <w:bCs/>
+          <w:color w:val="2E3D50"/>
+          <w:sz w:val="17"/>
+          <w:szCs w:val="17"/>
+        </w:rPr>
+        <w:t>| Western Governors University | Salt Lake City, Utah |</w:t>
+      </w:r>
+      <w:r>
+        <w:rPr>
+          <w:rFonts w:ascii="Merriweather" w:eastAsia="Merriweather" w:hAnsi="Merriweather" w:cs="Merriweather"/>
+          <w:b/>
+          <w:bCs/>
+          <w:color w:val="2E3D50"/>
+          <w:sz w:val="17"/>
+          <w:szCs w:val="17"/>
+        </w:rPr>
+        <w:t xml:space="preserve"> Graduated</w:t>
+      </w:r>
+      <w:r>
+        <w:rPr>
+          <w:rFonts w:ascii="Merriweather" w:eastAsia="Merriweather" w:hAnsi="Merriweather" w:cs="Merriweather"/>
+          <w:b/>
+          <w:bCs/>
+          <w:color w:val="2E3D50"/>
+          <w:sz w:val="17"/>
+          <w:szCs w:val="17"/>
+        </w:rPr>
+        <w:t xml:space="preserve"> 202</w:t>
+      </w:r>
+      <w:r>
+        <w:rPr>
+          <w:rFonts w:ascii="Merriweather" w:eastAsia="Merriweather" w:hAnsi="Merriweather" w:cs="Merriweather"/>
+          <w:b/>
+          <w:bCs/>
+          <w:color w:val="2E3D50"/>
+          <w:sz w:val="17"/>
+          <w:szCs w:val="17"/>
+        </w:rPr>
+        <w:t>5</w:t>
+      </w:r>
+      <w:r>
+        <w:rPr>
+          <w:rFonts w:ascii="Merriweather" w:eastAsia="Merriweather" w:hAnsi="Merriweather" w:cs="Merriweather"/>
+          <w:b/>
+          <w:bCs/>
+          <w:color w:val="2E3D50"/>
+          <w:sz w:val="17"/>
+          <w:szCs w:val="17"/>
+        </w:rPr>
+        <w:t xml:space="preserve"> | 3.</w:t>
+      </w:r>
+      <w:r>
+        <w:rPr>
+          <w:rFonts w:ascii="Merriweather" w:eastAsia="Merriweather" w:hAnsi="Merriweather" w:cs="Merriweather"/>
+          <w:b/>
+          <w:bCs/>
+          <w:color w:val="2E3D50"/>
+          <w:sz w:val="17"/>
+          <w:szCs w:val="17"/>
+        </w:rPr>
+        <w:t>00</w:t>
+      </w:r>
+    </w:p>
+    <w:p>
+      <w:pPr>
+        <w:spacing w:after="0" w:line="255" w:lineRule="auto"/>
+        <w:rPr>
+          <w:rFonts w:ascii="Merriweather" w:eastAsia="Merriweather" w:hAnsi="Merriweather" w:cs="Merriweather"/>
+          <w:b/>
+          <w:bCs/>
+          <w:color w:val="2E3D50"/>
+          <w:sz w:val="17"/>
+          <w:szCs w:val="17"/>
+        </w:rPr>
+      </w:pPr>
+    </w:p>
+    <w:p>
+      <w:pPr>
+        <w:spacing w:after="0" w:line="255" w:lineRule="auto"/>
+        <w:rPr>
+          <w:rFonts w:ascii="Merriweather" w:eastAsia="Merriweather" w:hAnsi="Merriweather" w:cs="Merriweather"/>
+          <w:b/>
+          <w:bCs/>
+          <w:color w:val="2E3D50"/>
+          <w:sz w:val="17"/>
+          <w:szCs w:val="17"/>
+        </w:rPr>
+      </w:pPr>
+      <w:r>
+        <w:rPr>
+          <w:rFonts w:ascii="Merriweather" w:eastAsia="Merriweather" w:hAnsi="Merriweather" w:cs="Merriweather"/>
+          <w:b/>
+          <w:bCs/>
+          <w:color w:val="2E3D50"/>
+          <w:sz w:val="17"/>
+          <w:szCs w:val="17"/>
+        </w:rPr>
+        <w:t>Associates of Applied Business</w:t>
+      </w:r>
+      <w:r>
+        <w:rPr>
+          <w:rFonts w:ascii="Merriweather" w:eastAsia="Merriweather" w:hAnsi="Merriweather" w:cs="Merriweather"/>
+          <w:b/>
+          <w:bCs/>
+          <w:color w:val="2E3D50"/>
+          <w:sz w:val="17"/>
+          <w:szCs w:val="17"/>
+        </w:rPr>
+        <w:t>, Programming &amp; Dev</w:t>
+      </w:r>
+      <w:r>
+        <w:rPr>
+          <w:rFonts w:ascii="Merriweather" w:eastAsia="Merriweather" w:hAnsi="Merriweather" w:cs="Merriweather"/>
+          <w:b/>
+          <w:bCs/>
+          <w:color w:val="2E3D50"/>
+          <w:sz w:val="17"/>
+          <w:szCs w:val="17"/>
+        </w:rPr>
+        <w:t xml:space="preserve"> | Cuyahoga Community College | Cleveland, OH | </w:t>
+      </w:r>
+      <w:r>
+        <w:rPr>
+          <w:rFonts w:ascii="Merriweather" w:eastAsia="Merriweather" w:hAnsi="Merriweather" w:cs="Merriweather"/>
+          <w:b/>
+          <w:bCs/>
+          <w:color w:val="2E3D50"/>
+          <w:sz w:val="17"/>
+          <w:szCs w:val="17"/>
+        </w:rPr>
+        <w:t xml:space="preserve">Graduated </w:t>
+      </w:r>
+      <w:r>
+        <w:rPr>
+          <w:rFonts w:ascii="Merriweather" w:eastAsia="Merriweather" w:hAnsi="Merriweather" w:cs="Merriweather"/>
+          <w:b/>
+          <w:bCs/>
+          <w:color w:val="2E3D50"/>
+          <w:sz w:val="17"/>
+          <w:szCs w:val="17"/>
+        </w:rPr>
+        <w:t>2026 | 3.00</w:t>
       </w:r>
     </w:p>
     <w:p>
@@ -2469,16 +2595,18 @@
         <w:spacing w:after="0" w:line="255" w:lineRule="auto"/>
         <w:ind w:left="111"/>
         <w:rPr>
-          <w:sz w:val="14"/>
-        </w:rPr>
-      </w:pPr>
-      <w:r>
-        <w:rPr>
-          <w:color w:val="2E3D50"/>
-          <w:sz w:val="14"/>
-          <w:szCs w:val="14"/>
-        </w:rPr>
-        <w:t>Web Development and Design were taught throughout the program.</w:t>
+          <w:color w:val="2E3D50"/>
+          <w:sz w:val="14"/>
+          <w:szCs w:val="14"/>
+        </w:rPr>
+      </w:pPr>
+      <w:r>
+        <w:rPr>
+          <w:color w:val="2E3D50"/>
+          <w:sz w:val="14"/>
+          <w:szCs w:val="14"/>
+        </w:rPr>
+        <w:t>Learned advanced Data Structures and Algorithms for efficiency.</w:t>
       </w:r>
     </w:p>
     <w:p>
@@ -2490,94 +2618,18 @@
         <w:spacing w:after="0" w:line="255" w:lineRule="auto"/>
         <w:ind w:left="111"/>
         <w:rPr>
-          <w:sz w:val="14"/>
-        </w:rPr>
-      </w:pPr>
-      <w:r>
-        <w:rPr>
-          <w:b/>
-          <w:bCs/>
-          <w:color w:val="2E3D50"/>
-          <w:sz w:val="14"/>
-          <w:szCs w:val="14"/>
-        </w:rPr>
-        <w:t>Back-end development</w:t>
-      </w:r>
-      <w:r>
-        <w:rPr>
-          <w:color w:val="2E3D50"/>
-          <w:sz w:val="14"/>
-          <w:szCs w:val="14"/>
-        </w:rPr>
-        <w:t xml:space="preserve"> was the main topic during this program.</w:t>
-      </w:r>
-    </w:p>
-    <w:p>
-      <w:pPr>
-        <w:spacing w:after="0" w:line="160" w:lineRule="auto"/>
-      </w:pPr>
-    </w:p>
-    <w:p>
-      <w:pPr>
-        <w:spacing w:after="0" w:line="255" w:lineRule="auto"/>
-        <w:rPr>
-          <w:sz w:val="17"/>
-        </w:rPr>
-      </w:pPr>
-      <w:r>
-        <w:rPr>
-          <w:rFonts w:ascii="Merriweather" w:eastAsia="Merriweather" w:hAnsi="Merriweather" w:cs="Merriweather"/>
-          <w:b/>
-          <w:bCs/>
-          <w:color w:val="2E3D50"/>
-          <w:sz w:val="17"/>
-          <w:szCs w:val="17"/>
-        </w:rPr>
-        <w:t xml:space="preserve">Certificate in Web Design Fundamentals | Lorain County Community </w:t>
-      </w:r>
-      <w:r>
-        <w:rPr>
-          <w:rFonts w:ascii="Merriweather" w:eastAsia="Merriweather" w:hAnsi="Merriweather" w:cs="Merriweather"/>
-          <w:b/>
-          <w:bCs/>
-          <w:color w:val="2E3D50"/>
-          <w:sz w:val="17"/>
-          <w:szCs w:val="17"/>
-        </w:rPr>
-        <w:t>College |</w:t>
-      </w:r>
-      <w:r>
-        <w:rPr>
-          <w:rFonts w:ascii="Merriweather" w:eastAsia="Merriweather" w:hAnsi="Merriweather" w:cs="Merriweather"/>
-          <w:b/>
-          <w:bCs/>
-          <w:color w:val="2E3D50"/>
-          <w:sz w:val="17"/>
-          <w:szCs w:val="17"/>
-        </w:rPr>
-        <w:t xml:space="preserve"> Elyria, OH | </w:t>
-      </w:r>
-      <w:r>
-        <w:rPr>
-          <w:rFonts w:ascii="Merriweather" w:eastAsia="Merriweather" w:hAnsi="Merriweather" w:cs="Merriweather"/>
-          <w:b/>
-          <w:bCs/>
-          <w:color w:val="2E3D50"/>
-          <w:sz w:val="17"/>
-          <w:szCs w:val="17"/>
-        </w:rPr>
-        <w:t xml:space="preserve">Graduated </w:t>
-      </w:r>
-      <w:r>
-        <w:rPr>
-          <w:rFonts w:ascii="Merriweather" w:eastAsia="Merriweather" w:hAnsi="Merriweather" w:cs="Merriweather"/>
-          <w:b/>
-          <w:bCs/>
-          <w:color w:val="2E3D50"/>
-          <w:sz w:val="17"/>
-          <w:szCs w:val="17"/>
-        </w:rPr>
-        <w:t>2023 | 3.00</w:t>
+          <w:color w:val="2E3D50"/>
+          <w:sz w:val="14"/>
+          <w:szCs w:val="14"/>
+        </w:rPr>
+      </w:pPr>
+      <w:r>
+        <w:rPr>
+          <w:color w:val="2E3D50"/>
+          <w:sz w:val="14"/>
+          <w:szCs w:val="14"/>
+        </w:rPr>
+        <w:t>Dived deep into Networking Fundamentals and servers.</w:t>
       </w:r>
     </w:p>
     <w:p>
@@ -2589,70 +2641,18 @@
         <w:spacing w:after="0" w:line="255" w:lineRule="auto"/>
         <w:ind w:left="111"/>
         <w:rPr>
-          <w:sz w:val="14"/>
-        </w:rPr>
-      </w:pPr>
-      <w:r>
-        <w:rPr>
-          <w:color w:val="2E3D50"/>
-          <w:sz w:val="14"/>
-          <w:szCs w:val="14"/>
-        </w:rPr>
-        <w:t xml:space="preserve">Learned </w:t>
-      </w:r>
-      <w:r>
-        <w:rPr>
-          <w:b/>
-          <w:bCs/>
-          <w:color w:val="2E3D50"/>
-          <w:sz w:val="14"/>
-          <w:szCs w:val="14"/>
-        </w:rPr>
-        <w:t>HTML</w:t>
-      </w:r>
-      <w:r>
-        <w:rPr>
-          <w:color w:val="2E3D50"/>
-          <w:sz w:val="14"/>
-          <w:szCs w:val="14"/>
-        </w:rPr>
-        <w:t xml:space="preserve">, </w:t>
-      </w:r>
-      <w:r>
-        <w:rPr>
-          <w:b/>
-          <w:bCs/>
-          <w:color w:val="2E3D50"/>
-          <w:sz w:val="14"/>
-          <w:szCs w:val="14"/>
-        </w:rPr>
-        <w:t>CSS</w:t>
-      </w:r>
-      <w:r>
-        <w:rPr>
-          <w:color w:val="2E3D50"/>
-          <w:sz w:val="14"/>
-          <w:szCs w:val="14"/>
-        </w:rPr>
-        <w:t xml:space="preserve">, and </w:t>
-      </w:r>
-      <w:r>
-        <w:rPr>
-          <w:b/>
-          <w:bCs/>
-          <w:color w:val="2E3D50"/>
-          <w:sz w:val="14"/>
-          <w:szCs w:val="14"/>
-        </w:rPr>
-        <w:t>JavaScript</w:t>
-      </w:r>
-      <w:r>
-        <w:rPr>
-          <w:color w:val="2E3D50"/>
-          <w:sz w:val="14"/>
-          <w:szCs w:val="14"/>
-        </w:rPr>
-        <w:t>.</w:t>
+          <w:color w:val="2E3D50"/>
+          <w:sz w:val="14"/>
+          <w:szCs w:val="14"/>
+        </w:rPr>
+      </w:pPr>
+      <w:r>
+        <w:rPr>
+          <w:color w:val="2E3D50"/>
+          <w:sz w:val="14"/>
+          <w:szCs w:val="14"/>
+        </w:rPr>
+        <w:t>Built complex distributed systems leveraging modern and legacy technologies.</w:t>
       </w:r>
     </w:p>
     <w:p>
@@ -2664,16 +2664,26 @@
         <w:spacing w:after="0" w:line="255" w:lineRule="auto"/>
         <w:ind w:left="111"/>
         <w:rPr>
-          <w:sz w:val="14"/>
-        </w:rPr>
-      </w:pPr>
-      <w:r>
-        <w:rPr>
-          <w:color w:val="2E3D50"/>
-          <w:sz w:val="14"/>
-          <w:szCs w:val="14"/>
-        </w:rPr>
-        <w:t>Web Design was the main topic learned in this program.</w:t>
+          <w:color w:val="2E3D50"/>
+          <w:sz w:val="14"/>
+          <w:szCs w:val="14"/>
+        </w:rPr>
+      </w:pPr>
+      <w:r>
+        <w:rPr>
+          <w:color w:val="2E3D50"/>
+          <w:sz w:val="14"/>
+          <w:szCs w:val="14"/>
+        </w:rPr>
+        <w:t>Learned Advanced concepts in Software Engineering &amp; Programming</w:t>
+      </w:r>
+      <w:r>
+        <w:rPr>
+          <w:color w:val="2E3D50"/>
+          <w:sz w:val="14"/>
+          <w:szCs w:val="14"/>
+        </w:rPr>
+        <w:t>.</w:t>
       </w:r>
     </w:p>
     <w:p>
@@ -2685,116 +2695,126 @@
         <w:spacing w:after="0" w:line="255" w:lineRule="auto"/>
         <w:ind w:left="111"/>
         <w:rPr>
-          <w:sz w:val="14"/>
-        </w:rPr>
-      </w:pPr>
-      <w:r>
-        <w:rPr>
-          <w:b/>
-          <w:bCs/>
-          <w:color w:val="2E3D50"/>
-          <w:sz w:val="14"/>
-          <w:szCs w:val="14"/>
-        </w:rPr>
-        <w:t>Front-End Development</w:t>
-      </w:r>
-      <w:r>
-        <w:rPr>
-          <w:color w:val="2E3D50"/>
-          <w:sz w:val="14"/>
-          <w:szCs w:val="14"/>
-        </w:rPr>
-        <w:t xml:space="preserve"> was a focus of this program.</w:t>
-      </w:r>
-    </w:p>
-    <w:p>
-      <w:pPr>
-        <w:spacing w:after="0" w:line="160" w:lineRule="auto"/>
-      </w:pPr>
-    </w:p>
-    <w:p>
-      <w:pPr>
-        <w:spacing w:after="0" w:line="255" w:lineRule="auto"/>
-        <w:rPr>
-          <w:sz w:val="17"/>
-        </w:rPr>
-      </w:pPr>
-      <w:r>
-        <w:rPr>
-          <w:rFonts w:ascii="Merriweather" w:eastAsia="Merriweather" w:hAnsi="Merriweather" w:cs="Merriweather"/>
-          <w:b/>
-          <w:bCs/>
-          <w:color w:val="2E3D50"/>
-          <w:sz w:val="17"/>
-          <w:szCs w:val="17"/>
-        </w:rPr>
-        <w:t xml:space="preserve">Certificate in Software Development | Lorain County Community </w:t>
-      </w:r>
-      <w:r>
-        <w:rPr>
-          <w:rFonts w:ascii="Merriweather" w:eastAsia="Merriweather" w:hAnsi="Merriweather" w:cs="Merriweather"/>
-          <w:b/>
-          <w:bCs/>
-          <w:color w:val="2E3D50"/>
-          <w:sz w:val="17"/>
-          <w:szCs w:val="17"/>
-        </w:rPr>
-        <w:t>College |</w:t>
-      </w:r>
-      <w:r>
-        <w:rPr>
-          <w:rFonts w:ascii="Merriweather" w:eastAsia="Merriweather" w:hAnsi="Merriweather" w:cs="Merriweather"/>
-          <w:b/>
-          <w:bCs/>
-          <w:color w:val="2E3D50"/>
-          <w:sz w:val="17"/>
-          <w:szCs w:val="17"/>
-        </w:rPr>
-        <w:t xml:space="preserve"> Elyria, </w:t>
-      </w:r>
-      <w:r>
-        <w:rPr>
-          <w:rFonts w:ascii="Merriweather" w:eastAsia="Merriweather" w:hAnsi="Merriweather" w:cs="Merriweather"/>
-          <w:b/>
-          <w:bCs/>
-          <w:color w:val="2E3D50"/>
-          <w:sz w:val="17"/>
-          <w:szCs w:val="17"/>
-        </w:rPr>
-        <w:t>Ohio |</w:t>
-      </w:r>
-      <w:r>
-        <w:rPr>
-          <w:rFonts w:ascii="Merriweather" w:eastAsia="Merriweather" w:hAnsi="Merriweather" w:cs="Merriweather"/>
-          <w:b/>
-          <w:bCs/>
-          <w:color w:val="2E3D50"/>
-          <w:sz w:val="17"/>
-          <w:szCs w:val="17"/>
-        </w:rPr>
-        <w:t xml:space="preserve"> </w:t>
-      </w:r>
-      <w:r>
-        <w:rPr>
-          <w:rFonts w:ascii="Merriweather" w:eastAsia="Merriweather" w:hAnsi="Merriweather" w:cs="Merriweather"/>
-          <w:b/>
-          <w:bCs/>
-          <w:color w:val="2E3D50"/>
-          <w:sz w:val="17"/>
-          <w:szCs w:val="17"/>
-        </w:rPr>
-        <w:t xml:space="preserve">Graduated </w:t>
-      </w:r>
-      <w:r>
-        <w:rPr>
-          <w:rFonts w:ascii="Merriweather" w:eastAsia="Merriweather" w:hAnsi="Merriweather" w:cs="Merriweather"/>
-          <w:b/>
-          <w:bCs/>
-          <w:color w:val="2E3D50"/>
-          <w:sz w:val="17"/>
-          <w:szCs w:val="17"/>
-        </w:rPr>
-        <w:t>2023 | 3.00</w:t>
+          <w:color w:val="2E3D50"/>
+          <w:sz w:val="14"/>
+          <w:szCs w:val="14"/>
+        </w:rPr>
+      </w:pPr>
+      <w:r>
+        <w:rPr>
+          <w:b/>
+          <w:bCs/>
+          <w:color w:val="2E3D50"/>
+          <w:sz w:val="14"/>
+          <w:szCs w:val="14"/>
+        </w:rPr>
+        <w:t>PHP</w:t>
+      </w:r>
+      <w:r>
+        <w:rPr>
+          <w:color w:val="2E3D50"/>
+          <w:sz w:val="14"/>
+          <w:szCs w:val="14"/>
+        </w:rPr>
+        <w:t xml:space="preserve">, </w:t>
+      </w:r>
+      <w:r>
+        <w:rPr>
+          <w:b/>
+          <w:bCs/>
+          <w:color w:val="2E3D50"/>
+          <w:sz w:val="14"/>
+          <w:szCs w:val="14"/>
+        </w:rPr>
+        <w:t>Java</w:t>
+      </w:r>
+      <w:r>
+        <w:rPr>
+          <w:color w:val="2E3D50"/>
+          <w:sz w:val="14"/>
+          <w:szCs w:val="14"/>
+        </w:rPr>
+        <w:t>,</w:t>
+      </w:r>
+      <w:r>
+        <w:rPr>
+          <w:b/>
+          <w:bCs/>
+          <w:color w:val="2E3D50"/>
+          <w:sz w:val="14"/>
+          <w:szCs w:val="14"/>
+        </w:rPr>
+        <w:t xml:space="preserve"> C#</w:t>
+      </w:r>
+      <w:r>
+        <w:rPr>
+          <w:color w:val="2E3D50"/>
+          <w:sz w:val="14"/>
+          <w:szCs w:val="14"/>
+        </w:rPr>
+        <w:t xml:space="preserve">, </w:t>
+      </w:r>
+      <w:r>
+        <w:rPr>
+          <w:b/>
+          <w:bCs/>
+          <w:color w:val="2E3D50"/>
+          <w:sz w:val="14"/>
+          <w:szCs w:val="14"/>
+        </w:rPr>
+        <w:t>HTML</w:t>
+      </w:r>
+      <w:r>
+        <w:rPr>
+          <w:color w:val="2E3D50"/>
+          <w:sz w:val="14"/>
+          <w:szCs w:val="14"/>
+        </w:rPr>
+        <w:t xml:space="preserve">, </w:t>
+      </w:r>
+      <w:r>
+        <w:rPr>
+          <w:b/>
+          <w:bCs/>
+          <w:color w:val="2E3D50"/>
+          <w:sz w:val="14"/>
+          <w:szCs w:val="14"/>
+        </w:rPr>
+        <w:t>CSS</w:t>
+      </w:r>
+      <w:r>
+        <w:rPr>
+          <w:color w:val="2E3D50"/>
+          <w:sz w:val="14"/>
+          <w:szCs w:val="14"/>
+        </w:rPr>
+        <w:t xml:space="preserve">, and </w:t>
+      </w:r>
+      <w:r>
+        <w:rPr>
+          <w:b/>
+          <w:bCs/>
+          <w:color w:val="2E3D50"/>
+          <w:sz w:val="14"/>
+          <w:szCs w:val="14"/>
+        </w:rPr>
+        <w:t>React</w:t>
+      </w:r>
+      <w:r>
+        <w:rPr>
+          <w:color w:val="2E3D50"/>
+          <w:sz w:val="14"/>
+          <w:szCs w:val="14"/>
+        </w:rPr>
+        <w:t xml:space="preserve"> were learned extensively</w:t>
+      </w:r>
+      <w:r>
+        <w:rPr>
+          <w:color w:val="2E3D50"/>
+          <w:sz w:val="14"/>
+          <w:szCs w:val="14"/>
+        </w:rPr>
+        <w:t>.</w:t>
       </w:r>
     </w:p>
     <w:p>
@@ -2806,34 +2826,128 @@
         <w:spacing w:after="0" w:line="255" w:lineRule="auto"/>
         <w:ind w:left="111"/>
         <w:rPr>
-          <w:sz w:val="14"/>
-        </w:rPr>
-      </w:pPr>
-      <w:r>
-        <w:rPr>
-          <w:color w:val="2E3D50"/>
-          <w:sz w:val="14"/>
-          <w:szCs w:val="14"/>
-        </w:rPr>
-        <w:t xml:space="preserve">Learned computer science, </w:t>
-      </w:r>
-      <w:r>
-        <w:rPr>
-          <w:b/>
-          <w:bCs/>
-          <w:color w:val="2E3D50"/>
-          <w:sz w:val="14"/>
-          <w:szCs w:val="14"/>
-        </w:rPr>
-        <w:t>Data Structures &amp; Algorithms</w:t>
-      </w:r>
-      <w:r>
-        <w:rPr>
-          <w:color w:val="2E3D50"/>
-          <w:sz w:val="14"/>
-          <w:szCs w:val="14"/>
-        </w:rPr>
-        <w:t>, and more.</w:t>
+          <w:color w:val="2E3D50"/>
+          <w:sz w:val="14"/>
+          <w:szCs w:val="14"/>
+        </w:rPr>
+      </w:pPr>
+      <w:r>
+        <w:rPr>
+          <w:b/>
+          <w:bCs/>
+          <w:color w:val="2E3D50"/>
+          <w:sz w:val="14"/>
+          <w:szCs w:val="14"/>
+        </w:rPr>
+        <w:t xml:space="preserve">Full Stack Development </w:t>
+      </w:r>
+      <w:r>
+        <w:rPr>
+          <w:color w:val="2E3D50"/>
+          <w:sz w:val="14"/>
+          <w:szCs w:val="14"/>
+        </w:rPr>
+        <w:t>was the main topic during this program.</w:t>
+      </w:r>
+    </w:p>
+    <w:p>
+      <w:pPr>
+        <w:spacing w:after="0" w:line="255" w:lineRule="auto"/>
+        <w:rPr>
+          <w:rFonts w:ascii="Merriweather" w:eastAsia="Merriweather" w:hAnsi="Merriweather" w:cs="Merriweather"/>
+          <w:b/>
+          <w:bCs/>
+          <w:color w:val="2E3D50"/>
+          <w:sz w:val="17"/>
+          <w:szCs w:val="17"/>
+        </w:rPr>
+      </w:pPr>
+    </w:p>
+    <w:p>
+      <w:pPr>
+        <w:spacing w:after="0" w:line="255" w:lineRule="auto"/>
+        <w:rPr>
+          <w:sz w:val="17"/>
+        </w:rPr>
+      </w:pPr>
+      <w:r>
+        <w:rPr>
+          <w:rFonts w:ascii="Merriweather" w:eastAsia="Merriweather" w:hAnsi="Merriweather" w:cs="Merriweather"/>
+          <w:b/>
+          <w:bCs/>
+          <w:color w:val="2E3D50"/>
+          <w:sz w:val="17"/>
+          <w:szCs w:val="17"/>
+        </w:rPr>
+        <w:t xml:space="preserve">Associates of Arts | Cuyahoga Community College | Cleveland, OH | </w:t>
+      </w:r>
+      <w:r>
+        <w:rPr>
+          <w:rFonts w:ascii="Merriweather" w:eastAsia="Merriweather" w:hAnsi="Merriweather" w:cs="Merriweather"/>
+          <w:b/>
+          <w:bCs/>
+          <w:color w:val="2E3D50"/>
+          <w:sz w:val="17"/>
+          <w:szCs w:val="17"/>
+        </w:rPr>
+        <w:t xml:space="preserve">Graduated </w:t>
+      </w:r>
+      <w:r>
+        <w:rPr>
+          <w:rFonts w:ascii="Merriweather" w:eastAsia="Merriweather" w:hAnsi="Merriweather" w:cs="Merriweather"/>
+          <w:b/>
+          <w:bCs/>
+          <w:color w:val="2E3D50"/>
+          <w:sz w:val="17"/>
+          <w:szCs w:val="17"/>
+        </w:rPr>
+        <w:t>2022 | 3.00</w:t>
+      </w:r>
+    </w:p>
+    <w:p>
+      <w:pPr>
+        <w:spacing w:after="0" w:line="160" w:lineRule="auto"/>
+      </w:pPr>
+    </w:p>
+    <w:p>
+      <w:pPr>
+        <w:spacing w:after="0" w:line="255" w:lineRule="auto"/>
+        <w:rPr>
+          <w:sz w:val="17"/>
+        </w:rPr>
+      </w:pPr>
+      <w:r>
+        <w:rPr>
+          <w:rFonts w:ascii="Merriweather" w:eastAsia="Merriweather" w:hAnsi="Merriweather" w:cs="Merriweather"/>
+          <w:b/>
+          <w:bCs/>
+          <w:color w:val="2E3D50"/>
+          <w:sz w:val="17"/>
+          <w:szCs w:val="17"/>
+        </w:rPr>
+        <w:t xml:space="preserve">Certificate in Web Programming Fundamentals | Lorain County Community College | Elyria, OH | </w:t>
+      </w:r>
+      <w:r>
+        <w:rPr>
+          <w:rFonts w:ascii="Merriweather" w:eastAsia="Merriweather" w:hAnsi="Merriweather" w:cs="Merriweather"/>
+          <w:b/>
+          <w:bCs/>
+          <w:color w:val="2E3D50"/>
+          <w:sz w:val="17"/>
+          <w:szCs w:val="17"/>
+        </w:rPr>
+        <w:t xml:space="preserve">Graduated </w:t>
+      </w:r>
+      <w:r>
+        <w:rPr>
+          <w:rFonts w:ascii="Merriweather" w:eastAsia="Merriweather" w:hAnsi="Merriweather" w:cs="Merriweather"/>
+          <w:b/>
+          <w:bCs/>
+          <w:color w:val="2E3D50"/>
+          <w:sz w:val="17"/>
+          <w:szCs w:val="17"/>
+        </w:rPr>
+        <w:t>2023 | 3.00</w:t>
       </w:r>
     </w:p>
     <w:p>
@@ -2850,6 +2964,68 @@
       </w:pPr>
       <w:r>
         <w:rPr>
+          <w:color w:val="2E3D50"/>
+          <w:sz w:val="14"/>
+          <w:szCs w:val="14"/>
+        </w:rPr>
+        <w:t xml:space="preserve">Learned </w:t>
+      </w:r>
+      <w:r>
+        <w:rPr>
+          <w:b/>
+          <w:bCs/>
+          <w:color w:val="2E3D50"/>
+          <w:sz w:val="14"/>
+          <w:szCs w:val="14"/>
+        </w:rPr>
+        <w:t>HTML</w:t>
+      </w:r>
+      <w:r>
+        <w:rPr>
+          <w:color w:val="2E3D50"/>
+          <w:sz w:val="14"/>
+          <w:szCs w:val="14"/>
+        </w:rPr>
+        <w:t xml:space="preserve">, </w:t>
+      </w:r>
+      <w:r>
+        <w:rPr>
+          <w:b/>
+          <w:bCs/>
+          <w:color w:val="2E3D50"/>
+          <w:sz w:val="14"/>
+          <w:szCs w:val="14"/>
+        </w:rPr>
+        <w:t>CSS</w:t>
+      </w:r>
+      <w:r>
+        <w:rPr>
+          <w:color w:val="2E3D50"/>
+          <w:sz w:val="14"/>
+          <w:szCs w:val="14"/>
+        </w:rPr>
+        <w:t xml:space="preserve">, </w:t>
+      </w:r>
+      <w:r>
+        <w:rPr>
+          <w:b/>
+          <w:bCs/>
+          <w:color w:val="2E3D50"/>
+          <w:sz w:val="14"/>
+          <w:szCs w:val="14"/>
+        </w:rPr>
+        <w:t>JavaScript</w:t>
+      </w:r>
+      <w:r>
+        <w:rPr>
+          <w:color w:val="2E3D50"/>
+          <w:sz w:val="14"/>
+          <w:szCs w:val="14"/>
+        </w:rPr>
+        <w:t xml:space="preserve">, and </w:t>
+      </w:r>
+      <w:r>
+        <w:rPr>
           <w:b/>
           <w:bCs/>
           <w:color w:val="2E3D50"/>
@@ -2864,25 +3040,7 @@
           <w:sz w:val="14"/>
           <w:szCs w:val="14"/>
         </w:rPr>
-        <w:t xml:space="preserve">, Java, C#, and </w:t>
-      </w:r>
-      <w:r>
-        <w:rPr>
-          <w:b/>
-          <w:bCs/>
-          <w:color w:val="2E3D50"/>
-          <w:sz w:val="14"/>
-          <w:szCs w:val="14"/>
-        </w:rPr>
-        <w:t>Python</w:t>
-      </w:r>
-      <w:r>
-        <w:rPr>
-          <w:color w:val="2E3D50"/>
-          <w:sz w:val="14"/>
-          <w:szCs w:val="14"/>
-        </w:rPr>
-        <w:t xml:space="preserve"> were learned extensively.</w:t>
+        <w:t>.</w:t>
       </w:r>
     </w:p>
     <w:p>
@@ -2899,6 +3057,432 @@
       </w:pPr>
       <w:r>
         <w:rPr>
+          <w:color w:val="2E3D50"/>
+          <w:sz w:val="14"/>
+          <w:szCs w:val="14"/>
+        </w:rPr>
+        <w:t>Web Development and Design were taught throughout the program.</w:t>
+      </w:r>
+    </w:p>
+    <w:p>
+      <w:pPr>
+        <w:numPr>
+          <w:ilvl w:val="0"/>
+          <w:numId w:val="1"/>
+        </w:numPr>
+        <w:spacing w:after="0" w:line="255" w:lineRule="auto"/>
+        <w:ind w:left="111"/>
+        <w:rPr>
+          <w:sz w:val="14"/>
+        </w:rPr>
+      </w:pPr>
+      <w:r>
+        <w:rPr>
+          <w:b/>
+          <w:bCs/>
+          <w:color w:val="2E3D50"/>
+          <w:sz w:val="14"/>
+          <w:szCs w:val="14"/>
+        </w:rPr>
+        <w:t>Back-end development</w:t>
+      </w:r>
+      <w:r>
+        <w:rPr>
+          <w:color w:val="2E3D50"/>
+          <w:sz w:val="14"/>
+          <w:szCs w:val="14"/>
+        </w:rPr>
+        <w:t xml:space="preserve"> was the main topic during this program.</w:t>
+      </w:r>
+    </w:p>
+    <w:p>
+      <w:pPr>
+        <w:spacing w:after="0" w:line="160" w:lineRule="auto"/>
+      </w:pPr>
+    </w:p>
+    <w:p>
+      <w:pPr>
+        <w:spacing w:after="0" w:line="255" w:lineRule="auto"/>
+        <w:rPr>
+          <w:sz w:val="17"/>
+        </w:rPr>
+      </w:pPr>
+      <w:r>
+        <w:rPr>
+          <w:rFonts w:ascii="Merriweather" w:eastAsia="Merriweather" w:hAnsi="Merriweather" w:cs="Merriweather"/>
+          <w:b/>
+          <w:bCs/>
+          <w:color w:val="2E3D50"/>
+          <w:sz w:val="17"/>
+          <w:szCs w:val="17"/>
+        </w:rPr>
+        <w:t xml:space="preserve">Certificate in Web Design Fundamentals | Lorain County Community </w:t>
+      </w:r>
+      <w:r>
+        <w:rPr>
+          <w:rFonts w:ascii="Merriweather" w:eastAsia="Merriweather" w:hAnsi="Merriweather" w:cs="Merriweather"/>
+          <w:b/>
+          <w:bCs/>
+          <w:color w:val="2E3D50"/>
+          <w:sz w:val="17"/>
+          <w:szCs w:val="17"/>
+        </w:rPr>
+        <w:t>College |</w:t>
+      </w:r>
+      <w:r>
+        <w:rPr>
+          <w:rFonts w:ascii="Merriweather" w:eastAsia="Merriweather" w:hAnsi="Merriweather" w:cs="Merriweather"/>
+          <w:b/>
+          <w:bCs/>
+          <w:color w:val="2E3D50"/>
+          <w:sz w:val="17"/>
+          <w:szCs w:val="17"/>
+        </w:rPr>
+        <w:t xml:space="preserve"> Elyria, OH | </w:t>
+      </w:r>
+      <w:r>
+        <w:rPr>
+          <w:rFonts w:ascii="Merriweather" w:eastAsia="Merriweather" w:hAnsi="Merriweather" w:cs="Merriweather"/>
+          <w:b/>
+          <w:bCs/>
+          <w:color w:val="2E3D50"/>
+          <w:sz w:val="17"/>
+          <w:szCs w:val="17"/>
+        </w:rPr>
+        <w:t xml:space="preserve">Graduated </w:t>
+      </w:r>
+      <w:r>
+        <w:rPr>
+          <w:rFonts w:ascii="Merriweather" w:eastAsia="Merriweather" w:hAnsi="Merriweather" w:cs="Merriweather"/>
+          <w:b/>
+          <w:bCs/>
+          <w:color w:val="2E3D50"/>
+          <w:sz w:val="17"/>
+          <w:szCs w:val="17"/>
+        </w:rPr>
+        <w:t>2023 | 3.00</w:t>
+      </w:r>
+    </w:p>
+    <w:p>
+      <w:pPr>
+        <w:numPr>
+          <w:ilvl w:val="0"/>
+          <w:numId w:val="1"/>
+        </w:numPr>
+        <w:spacing w:after="0" w:line="255" w:lineRule="auto"/>
+        <w:ind w:left="111"/>
+        <w:rPr>
+          <w:sz w:val="14"/>
+        </w:rPr>
+      </w:pPr>
+      <w:r>
+        <w:rPr>
+          <w:color w:val="2E3D50"/>
+          <w:sz w:val="14"/>
+          <w:szCs w:val="14"/>
+        </w:rPr>
+        <w:t xml:space="preserve">Learned </w:t>
+      </w:r>
+      <w:r>
+        <w:rPr>
+          <w:b/>
+          <w:bCs/>
+          <w:color w:val="2E3D50"/>
+          <w:sz w:val="14"/>
+          <w:szCs w:val="14"/>
+        </w:rPr>
+        <w:t>HTML</w:t>
+      </w:r>
+      <w:r>
+        <w:rPr>
+          <w:color w:val="2E3D50"/>
+          <w:sz w:val="14"/>
+          <w:szCs w:val="14"/>
+        </w:rPr>
+        <w:t xml:space="preserve">, </w:t>
+      </w:r>
+      <w:r>
+        <w:rPr>
+          <w:b/>
+          <w:bCs/>
+          <w:color w:val="2E3D50"/>
+          <w:sz w:val="14"/>
+          <w:szCs w:val="14"/>
+        </w:rPr>
+        <w:t>CSS</w:t>
+      </w:r>
+      <w:r>
+        <w:rPr>
+          <w:color w:val="2E3D50"/>
+          <w:sz w:val="14"/>
+          <w:szCs w:val="14"/>
+        </w:rPr>
+        <w:t xml:space="preserve">, and </w:t>
+      </w:r>
+      <w:r>
+        <w:rPr>
+          <w:b/>
+          <w:bCs/>
+          <w:color w:val="2E3D50"/>
+          <w:sz w:val="14"/>
+          <w:szCs w:val="14"/>
+        </w:rPr>
+        <w:t>JavaScript</w:t>
+      </w:r>
+      <w:r>
+        <w:rPr>
+          <w:color w:val="2E3D50"/>
+          <w:sz w:val="14"/>
+          <w:szCs w:val="14"/>
+        </w:rPr>
+        <w:t>.</w:t>
+      </w:r>
+    </w:p>
+    <w:p>
+      <w:pPr>
+        <w:numPr>
+          <w:ilvl w:val="0"/>
+          <w:numId w:val="1"/>
+        </w:numPr>
+        <w:spacing w:after="0" w:line="255" w:lineRule="auto"/>
+        <w:ind w:left="111"/>
+        <w:rPr>
+          <w:sz w:val="14"/>
+        </w:rPr>
+      </w:pPr>
+      <w:r>
+        <w:rPr>
+          <w:color w:val="2E3D50"/>
+          <w:sz w:val="14"/>
+          <w:szCs w:val="14"/>
+        </w:rPr>
+        <w:t>Web Design was the main topic learned in this program.</w:t>
+      </w:r>
+    </w:p>
+    <w:p>
+      <w:pPr>
+        <w:numPr>
+          <w:ilvl w:val="0"/>
+          <w:numId w:val="1"/>
+        </w:numPr>
+        <w:spacing w:after="0" w:line="255" w:lineRule="auto"/>
+        <w:ind w:left="111"/>
+        <w:rPr>
+          <w:sz w:val="14"/>
+        </w:rPr>
+      </w:pPr>
+      <w:r>
+        <w:rPr>
+          <w:b/>
+          <w:bCs/>
+          <w:color w:val="2E3D50"/>
+          <w:sz w:val="14"/>
+          <w:szCs w:val="14"/>
+        </w:rPr>
+        <w:lastRenderedPageBreak/>
+        <w:t>Front-End Development</w:t>
+      </w:r>
+      <w:r>
+        <w:rPr>
+          <w:color w:val="2E3D50"/>
+          <w:sz w:val="14"/>
+          <w:szCs w:val="14"/>
+        </w:rPr>
+        <w:t xml:space="preserve"> was a focus of this program.</w:t>
+      </w:r>
+    </w:p>
+    <w:p>
+      <w:pPr>
+        <w:spacing w:after="0" w:line="160" w:lineRule="auto"/>
+      </w:pPr>
+    </w:p>
+    <w:p>
+      <w:pPr>
+        <w:spacing w:after="0" w:line="255" w:lineRule="auto"/>
+        <w:rPr>
+          <w:sz w:val="17"/>
+        </w:rPr>
+      </w:pPr>
+      <w:r>
+        <w:rPr>
+          <w:rFonts w:ascii="Merriweather" w:eastAsia="Merriweather" w:hAnsi="Merriweather" w:cs="Merriweather"/>
+          <w:b/>
+          <w:bCs/>
+          <w:color w:val="2E3D50"/>
+          <w:sz w:val="17"/>
+          <w:szCs w:val="17"/>
+        </w:rPr>
+        <w:t xml:space="preserve">Certificate in Software Development | Lorain County Community </w:t>
+      </w:r>
+      <w:r>
+        <w:rPr>
+          <w:rFonts w:ascii="Merriweather" w:eastAsia="Merriweather" w:hAnsi="Merriweather" w:cs="Merriweather"/>
+          <w:b/>
+          <w:bCs/>
+          <w:color w:val="2E3D50"/>
+          <w:sz w:val="17"/>
+          <w:szCs w:val="17"/>
+        </w:rPr>
+        <w:t>College |</w:t>
+      </w:r>
+      <w:r>
+        <w:rPr>
+          <w:rFonts w:ascii="Merriweather" w:eastAsia="Merriweather" w:hAnsi="Merriweather" w:cs="Merriweather"/>
+          <w:b/>
+          <w:bCs/>
+          <w:color w:val="2E3D50"/>
+          <w:sz w:val="17"/>
+          <w:szCs w:val="17"/>
+        </w:rPr>
+        <w:t xml:space="preserve"> Elyria, </w:t>
+      </w:r>
+      <w:r>
+        <w:rPr>
+          <w:rFonts w:ascii="Merriweather" w:eastAsia="Merriweather" w:hAnsi="Merriweather" w:cs="Merriweather"/>
+          <w:b/>
+          <w:bCs/>
+          <w:color w:val="2E3D50"/>
+          <w:sz w:val="17"/>
+          <w:szCs w:val="17"/>
+        </w:rPr>
+        <w:t>Ohio |</w:t>
+      </w:r>
+      <w:r>
+        <w:rPr>
+          <w:rFonts w:ascii="Merriweather" w:eastAsia="Merriweather" w:hAnsi="Merriweather" w:cs="Merriweather"/>
+          <w:b/>
+          <w:bCs/>
+          <w:color w:val="2E3D50"/>
+          <w:sz w:val="17"/>
+          <w:szCs w:val="17"/>
+        </w:rPr>
+        <w:t xml:space="preserve"> </w:t>
+      </w:r>
+      <w:r>
+        <w:rPr>
+          <w:rFonts w:ascii="Merriweather" w:eastAsia="Merriweather" w:hAnsi="Merriweather" w:cs="Merriweather"/>
+          <w:b/>
+          <w:bCs/>
+          <w:color w:val="2E3D50"/>
+          <w:sz w:val="17"/>
+          <w:szCs w:val="17"/>
+        </w:rPr>
+        <w:t xml:space="preserve">Graduated </w:t>
+      </w:r>
+      <w:r>
+        <w:rPr>
+          <w:rFonts w:ascii="Merriweather" w:eastAsia="Merriweather" w:hAnsi="Merriweather" w:cs="Merriweather"/>
+          <w:b/>
+          <w:bCs/>
+          <w:color w:val="2E3D50"/>
+          <w:sz w:val="17"/>
+          <w:szCs w:val="17"/>
+        </w:rPr>
+        <w:t>2023 | 3.00</w:t>
+      </w:r>
+    </w:p>
+    <w:p>
+      <w:pPr>
+        <w:numPr>
+          <w:ilvl w:val="0"/>
+          <w:numId w:val="1"/>
+        </w:numPr>
+        <w:spacing w:after="0" w:line="255" w:lineRule="auto"/>
+        <w:ind w:left="111"/>
+        <w:rPr>
+          <w:sz w:val="14"/>
+        </w:rPr>
+      </w:pPr>
+      <w:r>
+        <w:rPr>
+          <w:color w:val="2E3D50"/>
+          <w:sz w:val="14"/>
+          <w:szCs w:val="14"/>
+        </w:rPr>
+        <w:t xml:space="preserve">Learned computer science, </w:t>
+      </w:r>
+      <w:r>
+        <w:rPr>
+          <w:b/>
+          <w:bCs/>
+          <w:color w:val="2E3D50"/>
+          <w:sz w:val="14"/>
+          <w:szCs w:val="14"/>
+        </w:rPr>
+        <w:t>Data Structures &amp; Algorithms</w:t>
+      </w:r>
+      <w:r>
+        <w:rPr>
+          <w:color w:val="2E3D50"/>
+          <w:sz w:val="14"/>
+          <w:szCs w:val="14"/>
+        </w:rPr>
+        <w:t>, and more.</w:t>
+      </w:r>
+    </w:p>
+    <w:p>
+      <w:pPr>
+        <w:numPr>
+          <w:ilvl w:val="0"/>
+          <w:numId w:val="1"/>
+        </w:numPr>
+        <w:spacing w:after="0" w:line="255" w:lineRule="auto"/>
+        <w:ind w:left="111"/>
+        <w:rPr>
+          <w:sz w:val="14"/>
+        </w:rPr>
+      </w:pPr>
+      <w:r>
+        <w:rPr>
+          <w:b/>
+          <w:bCs/>
+          <w:color w:val="2E3D50"/>
+          <w:sz w:val="14"/>
+          <w:szCs w:val="14"/>
+        </w:rPr>
+        <w:t>PHP</w:t>
+      </w:r>
+      <w:r>
+        <w:rPr>
+          <w:color w:val="2E3D50"/>
+          <w:sz w:val="14"/>
+          <w:szCs w:val="14"/>
+        </w:rPr>
+        <w:t xml:space="preserve">, Java, C#, and </w:t>
+      </w:r>
+      <w:r>
+        <w:rPr>
+          <w:b/>
+          <w:bCs/>
+          <w:color w:val="2E3D50"/>
+          <w:sz w:val="14"/>
+          <w:szCs w:val="14"/>
+        </w:rPr>
+        <w:t>Python</w:t>
+      </w:r>
+      <w:r>
+        <w:rPr>
+          <w:color w:val="2E3D50"/>
+          <w:sz w:val="14"/>
+          <w:szCs w:val="14"/>
+        </w:rPr>
+        <w:t xml:space="preserve"> were learned extensively.</w:t>
+      </w:r>
+    </w:p>
+    <w:p>
+      <w:pPr>
+        <w:numPr>
+          <w:ilvl w:val="0"/>
+          <w:numId w:val="1"/>
+        </w:numPr>
+        <w:spacing w:after="0" w:line="255" w:lineRule="auto"/>
+        <w:ind w:left="111"/>
+        <w:rPr>
+          <w:sz w:val="14"/>
+        </w:rPr>
+      </w:pPr>
+      <w:r>
+        <w:rPr>
           <w:b/>
           <w:bCs/>
           <w:color w:val="2E3D50"/>
@@ -2938,7 +3522,6 @@
           <w:sz w:val="19"/>
           <w:szCs w:val="19"/>
         </w:rPr>
-        <w:lastRenderedPageBreak/>
         <w:t>SKILLS</w:t>
       </w:r>
     </w:p>
@@ -3315,10 +3898,22 @@
           <w:sz w:val="14"/>
           <w:szCs w:val="14"/>
         </w:rPr>
-        <w:t>, Spring, Spring</w:t>
-      </w:r>
-      <w:r>
-        <w:rPr>
+        <w:t xml:space="preserve">, </w:t>
+      </w:r>
+      <w:r>
+        <w:rPr>
+          <w:b/>
+          <w:bCs/>
+          <w:color w:val="2E3D50"/>
+          <w:sz w:val="14"/>
+          <w:szCs w:val="14"/>
+        </w:rPr>
+        <w:t>Spring, Spring</w:t>
+      </w:r>
+      <w:r>
+        <w:rPr>
+          <w:b/>
+          <w:bCs/>
           <w:color w:val="2E3D50"/>
           <w:sz w:val="14"/>
           <w:szCs w:val="14"/>
@@ -3327,11 +3922,21 @@
       </w:r>
       <w:r>
         <w:rPr>
-          <w:color w:val="2E3D50"/>
-          <w:sz w:val="14"/>
-          <w:szCs w:val="14"/>
-        </w:rPr>
-        <w:t xml:space="preserve">oot, </w:t>
+          <w:b/>
+          <w:bCs/>
+          <w:color w:val="2E3D50"/>
+          <w:sz w:val="14"/>
+          <w:szCs w:val="14"/>
+        </w:rPr>
+        <w:t>oot</w:t>
+      </w:r>
+      <w:r>
+        <w:rPr>
+          <w:color w:val="2E3D50"/>
+          <w:sz w:val="14"/>
+          <w:szCs w:val="14"/>
+        </w:rPr>
+        <w:t xml:space="preserve">, </w:t>
       </w:r>
       <w:r>
         <w:rPr>
@@ -3385,7 +3990,17 @@
           <w:sz w:val="14"/>
           <w:szCs w:val="14"/>
         </w:rPr>
-        <w:t>, Angular</w:t>
+        <w:t xml:space="preserve">, </w:t>
+      </w:r>
+      <w:r>
+        <w:rPr>
+          <w:b/>
+          <w:bCs/>
+          <w:color w:val="2E3D50"/>
+          <w:sz w:val="14"/>
+          <w:szCs w:val="14"/>
+        </w:rPr>
+        <w:t>Angular</w:t>
       </w:r>
     </w:p>
     <w:p>
@@ -3430,7 +4045,25 @@
           <w:sz w:val="14"/>
           <w:szCs w:val="14"/>
         </w:rPr>
-        <w:t>, Stripe, PayPal, LearnDash LMS, Advanced Custom Fields</w:t>
+        <w:t xml:space="preserve">, Stripe, PayPal, </w:t>
+      </w:r>
+      <w:proofErr w:type="spellStart"/>
+      <w:r>
+        <w:rPr>
+          <w:color w:val="2E3D50"/>
+          <w:sz w:val="14"/>
+          <w:szCs w:val="14"/>
+        </w:rPr>
+        <w:t>LearnDash</w:t>
+      </w:r>
+      <w:proofErr w:type="spellEnd"/>
+      <w:r>
+        <w:rPr>
+          <w:color w:val="2E3D50"/>
+          <w:sz w:val="14"/>
+          <w:szCs w:val="14"/>
+        </w:rPr>
+        <w:t xml:space="preserve"> LMS, Advanced Custom Fields</w:t>
       </w:r>
     </w:p>
     <w:p>
@@ -3710,7 +4343,23 @@
           <w:sz w:val="14"/>
           <w:szCs w:val="14"/>
         </w:rPr>
-        <w:t xml:space="preserve">, Microservice, Test Cases, </w:t>
+        <w:t xml:space="preserve">, </w:t>
+      </w:r>
+      <w:r>
+        <w:rPr>
+          <w:color w:val="2E3D50"/>
+          <w:sz w:val="14"/>
+          <w:szCs w:val="14"/>
+        </w:rPr>
+        <w:t>Microservices</w:t>
+      </w:r>
+      <w:r>
+        <w:rPr>
+          <w:color w:val="2E3D50"/>
+          <w:sz w:val="14"/>
+          <w:szCs w:val="14"/>
+        </w:rPr>
+        <w:t xml:space="preserve">, Test Cases, </w:t>
       </w:r>
       <w:r>
         <w:rPr>
@@ -3740,24 +4389,6 @@
         </w:rPr>
         <w:t>Object-Oriented Programming</w:t>
       </w:r>
-      <w:r>
-        <w:rPr>
-          <w:color w:val="2E3D50"/>
-          <w:sz w:val="14"/>
-          <w:szCs w:val="14"/>
-        </w:rPr>
-        <w:t xml:space="preserve">, Performance Tuning, Analysis techniques, Security, </w:t>
-      </w:r>
-      <w:r>
-        <w:rPr>
-          <w:b/>
-          <w:bCs/>
-          <w:color w:val="2E3D50"/>
-          <w:sz w:val="14"/>
-          <w:szCs w:val="14"/>
-        </w:rPr>
-        <w:t>Root Cause Analysis</w:t>
-      </w:r>
     </w:p>
     <w:p>
       <w:pPr>
@@ -3766,25 +4397,6 @@
           <w:sz w:val="0"/>
         </w:rPr>
       </w:pPr>
-      <w:r>
-        <w:rPr>
-          <w:rFonts w:ascii="Merriweather" w:eastAsia="Merriweather" w:hAnsi="Merriweather" w:cs="Merriweather"/>
-          <w:b/>
-          <w:bCs/>
-          <w:color w:val="2E3D50"/>
-          <w:sz w:val="14"/>
-          <w:szCs w:val="14"/>
-        </w:rPr>
-        <w:t>Soft Skills</w:t>
-      </w:r>
-      <w:r>
-        <w:rPr>
-          <w:color w:val="2E3D50"/>
-          <w:sz w:val="14"/>
-          <w:szCs w:val="14"/>
-        </w:rPr>
-        <w:t>: Innovation, Resilience, Communicates Effectively, Situational Adaptability, Self-Development, Collaborates, Drives Results</w:t>
-      </w:r>
     </w:p>
     <w:sectPr>
       <w:headerReference w:type="even" r:id="rId12"/>
@@ -3803,7 +4415,7 @@
 </file>
 
 <file path=word/endnotes.xml><?xml version="1.0" encoding="utf-8"?>
-<w:endnotes xmlns:wpc="http://schemas.microsoft.com/office/word/2010/wordprocessingCanvas" xmlns:cx="http://schemas.microsoft.com/office/drawing/2014/chartex" xmlns:cx1="http://schemas.microsoft.com/office/drawing/2015/9/8/chartex" xmlns:cx2="http://schemas.microsoft.com/office/drawing/2015/10/21/chartex" xmlns:cx3="http://schemas.microsoft.com/office/drawing/2016/5/9/chartex" xmlns:cx4="http://schemas.microsoft.com/office/drawing/2016/5/10/chartex" xmlns:cx5="http://schemas.microsoft.com/office/drawing/2016/5/11/chartex" xmlns:cx6="http://schemas.microsoft.com/office/drawing/2016/5/12/chartex" xmlns:cx7="http://schemas.microsoft.com/office/drawing/2016/5/13/chartex" xmlns:cx8="http://schemas.microsoft.com/office/drawing/2016/5/14/chartex" xmlns:mc="http://schemas.openxmlformats.org/markup-compatibility/2006" xmlns:aink="http://schemas.microsoft.com/office/drawing/2016/ink" xmlns:am3d="http://schemas.microsoft.com/office/drawing/2017/model3d" xmlns:o="urn:schemas-microsoft-com:office:office" xmlns:oel="http://schemas.microsoft.com/office/2019/extlst" xmlns:r="http://schemas.openxmlformats.org/officeDocument/2006/relationships" xmlns:m="http://schemas.openxmlformats.org/officeDocument/2006/math" xmlns:v="urn:schemas-microsoft-com:vml" xmlns:wp14="http://schemas.microsoft.com/office/word/2010/wordprocessingDrawing" xmlns:wp="http://schemas.openxmlformats.org/drawingml/2006/wordprocessingDrawing" xmlns:w10="urn:schemas-microsoft-com:office:word" xmlns:w="http://schemas.openxmlformats.org/wordprocessingml/2006/main" xmlns:w14="http://schemas.microsoft.com/office/word/2010/wordml" xmlns:w15="http://schemas.microsoft.com/office/word/2012/wordml" xmlns:w16cex="http://schemas.microsoft.com/office/word/2018/wordml/cex" xmlns:w16cid="http://schemas.microsoft.com/office/word/2016/wordml/cid" xmlns:w16="http://schemas.microsoft.com/office/word/2018/wordml" xmlns:w16du="http://schemas.microsoft.com/office/word/2023/wordml/word16du" xmlns:w16sdtdh="http://schemas.microsoft.com/office/word/2020/wordml/sdtdatahash" xmlns:w16sdtfl="http://schemas.microsoft.com/office/word/2024/wordml/sdtformatlock" xmlns:w16se="http://schemas.microsoft.com/office/word/2015/wordml/symex" xmlns:wpg="http://schemas.microsoft.com/office/word/2010/wordprocessingGroup" xmlns:wpi="http://schemas.microsoft.com/office/word/2010/wordprocessingInk" xmlns:wne="http://schemas.microsoft.com/office/word/2006/wordml" xmlns:wps="http://schemas.microsoft.com/office/word/2010/wordprocessingShape" mc:Ignorable="w14 w15 w16se w16cid w16 w16cex w16sdtdh w16sdtfl w16du wp14">
+<w:endnotes xmlns:wpc="http://schemas.microsoft.com/office/word/2010/wordprocessingCanvas" xmlns:cx="http://schemas.microsoft.com/office/drawing/2014/chartex" xmlns:cx1="http://schemas.microsoft.com/office/drawing/2015/9/8/chartex" xmlns:cx2="http://schemas.microsoft.com/office/drawing/2015/10/21/chartex" xmlns:cx3="http://schemas.microsoft.com/office/drawing/2016/5/9/chartex" xmlns:cx4="http://schemas.microsoft.com/office/drawing/2016/5/10/chartex" xmlns:cx5="http://schemas.microsoft.com/office/drawing/2016/5/11/chartex" xmlns:cx6="http://schemas.microsoft.com/office/drawing/2016/5/12/chartex" xmlns:cx7="http://schemas.microsoft.com/office/drawing/2016/5/13/chartex" xmlns:cx8="http://schemas.microsoft.com/office/drawing/2016/5/14/chartex" xmlns:mc="http://schemas.openxmlformats.org/markup-compatibility/2006" xmlns:aink="http://schemas.microsoft.com/office/drawing/2016/ink" xmlns:am3d="http://schemas.microsoft.com/office/drawing/2017/model3d" xmlns:o="urn:schemas-microsoft-com:office:office" xmlns:oel="http://schemas.microsoft.com/office/2019/extlst" xmlns:r="http://schemas.openxmlformats.org/officeDocument/2006/relationships" xmlns:m="http://schemas.openxmlformats.org/officeDocument/2006/math" xmlns:v="urn:schemas-microsoft-com:vml" xmlns:wp14="http://schemas.microsoft.com/office/word/2010/wordprocessingDrawing" xmlns:wp="http://schemas.openxmlformats.org/drawingml/2006/wordprocessingDrawing" xmlns:w10="urn:schemas-microsoft-com:office:word" xmlns:w="http://schemas.openxmlformats.org/wordprocessingml/2006/main" xmlns:w14="http://schemas.microsoft.com/office/word/2010/wordml" xmlns:w15="http://schemas.microsoft.com/office/word/2012/wordml" xmlns:w16cei="http://schemas.microsoft.com/office/word/2026/wordml/cei" xmlns:w16cex="http://schemas.microsoft.com/office/word/2018/wordml/cex" xmlns:w16cid="http://schemas.microsoft.com/office/word/2016/wordml/cid" xmlns:w16="http://schemas.microsoft.com/office/word/2018/wordml" xmlns:w16du="http://schemas.microsoft.com/office/word/2023/wordml/word16du" xmlns:w16sdtdh="http://schemas.microsoft.com/office/word/2020/wordml/sdtdatahash" xmlns:w16sdtfl="http://schemas.microsoft.com/office/word/2024/wordml/sdtformatlock" xmlns:w16se="http://schemas.microsoft.com/office/word/2015/wordml/symex" xmlns:wpg="http://schemas.microsoft.com/office/word/2010/wordprocessingGroup" xmlns:wpi="http://schemas.microsoft.com/office/word/2010/wordprocessingInk" xmlns:wne="http://schemas.microsoft.com/office/word/2006/wordml" xmlns:wps="http://schemas.microsoft.com/office/word/2010/wordprocessingShape" mc:Ignorable="w14 w15 w16se w16cid w16 w16cex w16sdtdh w16sdtfl w16du wp14">
   <w:endnote w:type="separator" w:id="-1">
     <w:p>
       <w:pPr>
@@ -3828,7 +4440,7 @@
 </file>
 
 <file path=word/footer1.xml><?xml version="1.0" encoding="utf-8"?>
-<w:ftr xmlns:wpc="http://schemas.microsoft.com/office/word/2010/wordprocessingCanvas" xmlns:cx="http://schemas.microsoft.com/office/drawing/2014/chartex" xmlns:cx1="http://schemas.microsoft.com/office/drawing/2015/9/8/chartex" xmlns:cx2="http://schemas.microsoft.com/office/drawing/2015/10/21/chartex" xmlns:cx3="http://schemas.microsoft.com/office/drawing/2016/5/9/chartex" xmlns:cx4="http://schemas.microsoft.com/office/drawing/2016/5/10/chartex" xmlns:cx5="http://schemas.microsoft.com/office/drawing/2016/5/11/chartex" xmlns:cx6="http://schemas.microsoft.com/office/drawing/2016/5/12/chartex" xmlns:cx7="http://schemas.microsoft.com/office/drawing/2016/5/13/chartex" xmlns:cx8="http://schemas.microsoft.com/office/drawing/2016/5/14/chartex" xmlns:mc="http://schemas.openxmlformats.org/markup-compatibility/2006" xmlns:aink="http://schemas.microsoft.com/office/drawing/2016/ink" xmlns:am3d="http://schemas.microsoft.com/office/drawing/2017/model3d" xmlns:o="urn:schemas-microsoft-com:office:office" xmlns:oel="http://schemas.microsoft.com/office/2019/extlst" xmlns:r="http://schemas.openxmlformats.org/officeDocument/2006/relationships" xmlns:m="http://schemas.openxmlformats.org/officeDocument/2006/math" xmlns:v="urn:schemas-microsoft-com:vml" xmlns:wp14="http://schemas.microsoft.com/office/word/2010/wordprocessingDrawing" xmlns:wp="http://schemas.openxmlformats.org/drawingml/2006/wordprocessingDrawing" xmlns:w10="urn:schemas-microsoft-com:office:word" xmlns:w="http://schemas.openxmlformats.org/wordprocessingml/2006/main" xmlns:w14="http://schemas.microsoft.com/office/word/2010/wordml" xmlns:w15="http://schemas.microsoft.com/office/word/2012/wordml" xmlns:w16cex="http://schemas.microsoft.com/office/word/2018/wordml/cex" xmlns:w16cid="http://schemas.microsoft.com/office/word/2016/wordml/cid" xmlns:w16="http://schemas.microsoft.com/office/word/2018/wordml" xmlns:w16du="http://schemas.microsoft.com/office/word/2023/wordml/word16du" xmlns:w16sdtdh="http://schemas.microsoft.com/office/word/2020/wordml/sdtdatahash" xmlns:w16sdtfl="http://schemas.microsoft.com/office/word/2024/wordml/sdtformatlock" xmlns:w16se="http://schemas.microsoft.com/office/word/2015/wordml/symex" xmlns:wpg="http://schemas.microsoft.com/office/word/2010/wordprocessingGroup" xmlns:wpi="http://schemas.microsoft.com/office/word/2010/wordprocessingInk" xmlns:wne="http://schemas.microsoft.com/office/word/2006/wordml" xmlns:wps="http://schemas.microsoft.com/office/word/2010/wordprocessingShape" mc:Ignorable="w14 w15 w16se w16cid w16 w16cex w16sdtdh w16sdtfl w16du wp14">
+<w:ftr xmlns:wpc="http://schemas.microsoft.com/office/word/2010/wordprocessingCanvas" xmlns:cx="http://schemas.microsoft.com/office/drawing/2014/chartex" xmlns:cx1="http://schemas.microsoft.com/office/drawing/2015/9/8/chartex" xmlns:cx2="http://schemas.microsoft.com/office/drawing/2015/10/21/chartex" xmlns:cx3="http://schemas.microsoft.com/office/drawing/2016/5/9/chartex" xmlns:cx4="http://schemas.microsoft.com/office/drawing/2016/5/10/chartex" xmlns:cx5="http://schemas.microsoft.com/office/drawing/2016/5/11/chartex" xmlns:cx6="http://schemas.microsoft.com/office/drawing/2016/5/12/chartex" xmlns:cx7="http://schemas.microsoft.com/office/drawing/2016/5/13/chartex" xmlns:cx8="http://schemas.microsoft.com/office/drawing/2016/5/14/chartex" xmlns:mc="http://schemas.openxmlformats.org/markup-compatibility/2006" xmlns:aink="http://schemas.microsoft.com/office/drawing/2016/ink" xmlns:am3d="http://schemas.microsoft.com/office/drawing/2017/model3d" xmlns:o="urn:schemas-microsoft-com:office:office" xmlns:oel="http://schemas.microsoft.com/office/2019/extlst" xmlns:r="http://schemas.openxmlformats.org/officeDocument/2006/relationships" xmlns:m="http://schemas.openxmlformats.org/officeDocument/2006/math" xmlns:v="urn:schemas-microsoft-com:vml" xmlns:wp14="http://schemas.microsoft.com/office/word/2010/wordprocessingDrawing" xmlns:wp="http://schemas.openxmlformats.org/drawingml/2006/wordprocessingDrawing" xmlns:w10="urn:schemas-microsoft-com:office:word" xmlns:w="http://schemas.openxmlformats.org/wordprocessingml/2006/main" xmlns:w14="http://schemas.microsoft.com/office/word/2010/wordml" xmlns:w15="http://schemas.microsoft.com/office/word/2012/wordml" xmlns:w16cei="http://schemas.microsoft.com/office/word/2026/wordml/cei" xmlns:w16cex="http://schemas.microsoft.com/office/word/2018/wordml/cex" xmlns:w16cid="http://schemas.microsoft.com/office/word/2016/wordml/cid" xmlns:w16="http://schemas.microsoft.com/office/word/2018/wordml" xmlns:w16du="http://schemas.microsoft.com/office/word/2023/wordml/word16du" xmlns:w16sdtdh="http://schemas.microsoft.com/office/word/2020/wordml/sdtdatahash" xmlns:w16sdtfl="http://schemas.microsoft.com/office/word/2024/wordml/sdtformatlock" xmlns:w16se="http://schemas.microsoft.com/office/word/2015/wordml/symex" xmlns:wpg="http://schemas.microsoft.com/office/word/2010/wordprocessingGroup" xmlns:wpi="http://schemas.microsoft.com/office/word/2010/wordprocessingInk" xmlns:wne="http://schemas.microsoft.com/office/word/2006/wordml" xmlns:wps="http://schemas.microsoft.com/office/word/2010/wordprocessingShape" mc:Ignorable="w14 w15 w16se w16cid w16 w16cex w16sdtdh w16sdtfl w16du wp14">
   <w:p>
     <w:pPr>
       <w:pStyle w:val="Footer"/>
@@ -3838,7 +4450,7 @@
 </file>
 
 <file path=word/footer2.xml><?xml version="1.0" encoding="utf-8"?>
-<w:ftr xmlns:wpc="http://schemas.microsoft.com/office/word/2010/wordprocessingCanvas" xmlns:cx="http://schemas.microsoft.com/office/drawing/2014/chartex" xmlns:cx1="http://schemas.microsoft.com/office/drawing/2015/9/8/chartex" xmlns:cx2="http://schemas.microsoft.com/office/drawing/2015/10/21/chartex" xmlns:cx3="http://schemas.microsoft.com/office/drawing/2016/5/9/chartex" xmlns:cx4="http://schemas.microsoft.com/office/drawing/2016/5/10/chartex" xmlns:cx5="http://schemas.microsoft.com/office/drawing/2016/5/11/chartex" xmlns:cx6="http://schemas.microsoft.com/office/drawing/2016/5/12/chartex" xmlns:cx7="http://schemas.microsoft.com/office/drawing/2016/5/13/chartex" xmlns:cx8="http://schemas.microsoft.com/office/drawing/2016/5/14/chartex" xmlns:mc="http://schemas.openxmlformats.org/markup-compatibility/2006" xmlns:aink="http://schemas.microsoft.com/office/drawing/2016/ink" xmlns:am3d="http://schemas.microsoft.com/office/drawing/2017/model3d" xmlns:o="urn:schemas-microsoft-com:office:office" xmlns:oel="http://schemas.microsoft.com/office/2019/extlst" xmlns:r="http://schemas.openxmlformats.org/officeDocument/2006/relationships" xmlns:m="http://schemas.openxmlformats.org/officeDocument/2006/math" xmlns:v="urn:schemas-microsoft-com:vml" xmlns:wp14="http://schemas.microsoft.com/office/word/2010/wordprocessingDrawing" xmlns:wp="http://schemas.openxmlformats.org/drawingml/2006/wordprocessingDrawing" xmlns:w10="urn:schemas-microsoft-com:office:word" xmlns:w="http://schemas.openxmlformats.org/wordprocessingml/2006/main" xmlns:w14="http://schemas.microsoft.com/office/word/2010/wordml" xmlns:w15="http://schemas.microsoft.com/office/word/2012/wordml" xmlns:w16cex="http://schemas.microsoft.com/office/word/2018/wordml/cex" xmlns:w16cid="http://schemas.microsoft.com/office/word/2016/wordml/cid" xmlns:w16="http://schemas.microsoft.com/office/word/2018/wordml" xmlns:w16du="http://schemas.microsoft.com/office/word/2023/wordml/word16du" xmlns:w16sdtdh="http://schemas.microsoft.com/office/word/2020/wordml/sdtdatahash" xmlns:w16sdtfl="http://schemas.microsoft.com/office/word/2024/wordml/sdtformatlock" xmlns:w16se="http://schemas.microsoft.com/office/word/2015/wordml/symex" xmlns:wpg="http://schemas.microsoft.com/office/word/2010/wordprocessingGroup" xmlns:wpi="http://schemas.microsoft.com/office/word/2010/wordprocessingInk" xmlns:wne="http://schemas.microsoft.com/office/word/2006/wordml" xmlns:wps="http://schemas.microsoft.com/office/word/2010/wordprocessingShape" mc:Ignorable="w14 w15 w16se w16cid w16 w16cex w16sdtdh w16sdtfl w16du wp14">
+<w:ftr xmlns:wpc="http://schemas.microsoft.com/office/word/2010/wordprocessingCanvas" xmlns:cx="http://schemas.microsoft.com/office/drawing/2014/chartex" xmlns:cx1="http://schemas.microsoft.com/office/drawing/2015/9/8/chartex" xmlns:cx2="http://schemas.microsoft.com/office/drawing/2015/10/21/chartex" xmlns:cx3="http://schemas.microsoft.com/office/drawing/2016/5/9/chartex" xmlns:cx4="http://schemas.microsoft.com/office/drawing/2016/5/10/chartex" xmlns:cx5="http://schemas.microsoft.com/office/drawing/2016/5/11/chartex" xmlns:cx6="http://schemas.microsoft.com/office/drawing/2016/5/12/chartex" xmlns:cx7="http://schemas.microsoft.com/office/drawing/2016/5/13/chartex" xmlns:cx8="http://schemas.microsoft.com/office/drawing/2016/5/14/chartex" xmlns:mc="http://schemas.openxmlformats.org/markup-compatibility/2006" xmlns:aink="http://schemas.microsoft.com/office/drawing/2016/ink" xmlns:am3d="http://schemas.microsoft.com/office/drawing/2017/model3d" xmlns:o="urn:schemas-microsoft-com:office:office" xmlns:oel="http://schemas.microsoft.com/office/2019/extlst" xmlns:r="http://schemas.openxmlformats.org/officeDocument/2006/relationships" xmlns:m="http://schemas.openxmlformats.org/officeDocument/2006/math" xmlns:v="urn:schemas-microsoft-com:vml" xmlns:wp14="http://schemas.microsoft.com/office/word/2010/wordprocessingDrawing" xmlns:wp="http://schemas.openxmlformats.org/drawingml/2006/wordprocessingDrawing" xmlns:w10="urn:schemas-microsoft-com:office:word" xmlns:w="http://schemas.openxmlformats.org/wordprocessingml/2006/main" xmlns:w14="http://schemas.microsoft.com/office/word/2010/wordml" xmlns:w15="http://schemas.microsoft.com/office/word/2012/wordml" xmlns:w16cei="http://schemas.microsoft.com/office/word/2026/wordml/cei" xmlns:w16cex="http://schemas.microsoft.com/office/word/2018/wordml/cex" xmlns:w16cid="http://schemas.microsoft.com/office/word/2016/wordml/cid" xmlns:w16="http://schemas.microsoft.com/office/word/2018/wordml" xmlns:w16du="http://schemas.microsoft.com/office/word/2023/wordml/word16du" xmlns:w16sdtdh="http://schemas.microsoft.com/office/word/2020/wordml/sdtdatahash" xmlns:w16sdtfl="http://schemas.microsoft.com/office/word/2024/wordml/sdtformatlock" xmlns:w16se="http://schemas.microsoft.com/office/word/2015/wordml/symex" xmlns:wpg="http://schemas.microsoft.com/office/word/2010/wordprocessingGroup" xmlns:wpi="http://schemas.microsoft.com/office/word/2010/wordprocessingInk" xmlns:wne="http://schemas.microsoft.com/office/word/2006/wordml" xmlns:wps="http://schemas.microsoft.com/office/word/2010/wordprocessingShape" mc:Ignorable="w14 w15 w16se w16cid w16 w16cex w16sdtdh w16sdtfl w16du wp14">
   <w:p>
     <w:pPr>
       <w:pStyle w:val="Footer"/>
@@ -3848,7 +4460,7 @@
 </file>
 
 <file path=word/footer3.xml><?xml version="1.0" encoding="utf-8"?>
-<w:ftr xmlns:wpc="http://schemas.microsoft.com/office/word/2010/wordprocessingCanvas" xmlns:cx="http://schemas.microsoft.com/office/drawing/2014/chartex" xmlns:cx1="http://schemas.microsoft.com/office/drawing/2015/9/8/chartex" xmlns:cx2="http://schemas.microsoft.com/office/drawing/2015/10/21/chartex" xmlns:cx3="http://schemas.microsoft.com/office/drawing/2016/5/9/chartex" xmlns:cx4="http://schemas.microsoft.com/office/drawing/2016/5/10/chartex" xmlns:cx5="http://schemas.microsoft.com/office/drawing/2016/5/11/chartex" xmlns:cx6="http://schemas.microsoft.com/office/drawing/2016/5/12/chartex" xmlns:cx7="http://schemas.microsoft.com/office/drawing/2016/5/13/chartex" xmlns:cx8="http://schemas.microsoft.com/office/drawing/2016/5/14/chartex" xmlns:mc="http://schemas.openxmlformats.org/markup-compatibility/2006" xmlns:aink="http://schemas.microsoft.com/office/drawing/2016/ink" xmlns:am3d="http://schemas.microsoft.com/office/drawing/2017/model3d" xmlns:o="urn:schemas-microsoft-com:office:office" xmlns:oel="http://schemas.microsoft.com/office/2019/extlst" xmlns:r="http://schemas.openxmlformats.org/officeDocument/2006/relationships" xmlns:m="http://schemas.openxmlformats.org/officeDocument/2006/math" xmlns:v="urn:schemas-microsoft-com:vml" xmlns:wp14="http://schemas.microsoft.com/office/word/2010/wordprocessingDrawing" xmlns:wp="http://schemas.openxmlformats.org/drawingml/2006/wordprocessingDrawing" xmlns:w10="urn:schemas-microsoft-com:office:word" xmlns:w="http://schemas.openxmlformats.org/wordprocessingml/2006/main" xmlns:w14="http://schemas.microsoft.com/office/word/2010/wordml" xmlns:w15="http://schemas.microsoft.com/office/word/2012/wordml" xmlns:w16cex="http://schemas.microsoft.com/office/word/2018/wordml/cex" xmlns:w16cid="http://schemas.microsoft.com/office/word/2016/wordml/cid" xmlns:w16="http://schemas.microsoft.com/office/word/2018/wordml" xmlns:w16du="http://schemas.microsoft.com/office/word/2023/wordml/word16du" xmlns:w16sdtdh="http://schemas.microsoft.com/office/word/2020/wordml/sdtdatahash" xmlns:w16sdtfl="http://schemas.microsoft.com/office/word/2024/wordml/sdtformatlock" xmlns:w16se="http://schemas.microsoft.com/office/word/2015/wordml/symex" xmlns:wpg="http://schemas.microsoft.com/office/word/2010/wordprocessingGroup" xmlns:wpi="http://schemas.microsoft.com/office/word/2010/wordprocessingInk" xmlns:wne="http://schemas.microsoft.com/office/word/2006/wordml" xmlns:wps="http://schemas.microsoft.com/office/word/2010/wordprocessingShape" mc:Ignorable="w14 w15 w16se w16cid w16 w16cex w16sdtdh w16sdtfl w16du wp14">
+<w:ftr xmlns:wpc="http://schemas.microsoft.com/office/word/2010/wordprocessingCanvas" xmlns:cx="http://schemas.microsoft.com/office/drawing/2014/chartex" xmlns:cx1="http://schemas.microsoft.com/office/drawing/2015/9/8/chartex" xmlns:cx2="http://schemas.microsoft.com/office/drawing/2015/10/21/chartex" xmlns:cx3="http://schemas.microsoft.com/office/drawing/2016/5/9/chartex" xmlns:cx4="http://schemas.microsoft.com/office/drawing/2016/5/10/chartex" xmlns:cx5="http://schemas.microsoft.com/office/drawing/2016/5/11/chartex" xmlns:cx6="http://schemas.microsoft.com/office/drawing/2016/5/12/chartex" xmlns:cx7="http://schemas.microsoft.com/office/drawing/2016/5/13/chartex" xmlns:cx8="http://schemas.microsoft.com/office/drawing/2016/5/14/chartex" xmlns:mc="http://schemas.openxmlformats.org/markup-compatibility/2006" xmlns:aink="http://schemas.microsoft.com/office/drawing/2016/ink" xmlns:am3d="http://schemas.microsoft.com/office/drawing/2017/model3d" xmlns:o="urn:schemas-microsoft-com:office:office" xmlns:oel="http://schemas.microsoft.com/office/2019/extlst" xmlns:r="http://schemas.openxmlformats.org/officeDocument/2006/relationships" xmlns:m="http://schemas.openxmlformats.org/officeDocument/2006/math" xmlns:v="urn:schemas-microsoft-com:vml" xmlns:wp14="http://schemas.microsoft.com/office/word/2010/wordprocessingDrawing" xmlns:wp="http://schemas.openxmlformats.org/drawingml/2006/wordprocessingDrawing" xmlns:w10="urn:schemas-microsoft-com:office:word" xmlns:w="http://schemas.openxmlformats.org/wordprocessingml/2006/main" xmlns:w14="http://schemas.microsoft.com/office/word/2010/wordml" xmlns:w15="http://schemas.microsoft.com/office/word/2012/wordml" xmlns:w16cei="http://schemas.microsoft.com/office/word/2026/wordml/cei" xmlns:w16cex="http://schemas.microsoft.com/office/word/2018/wordml/cex" xmlns:w16cid="http://schemas.microsoft.com/office/word/2016/wordml/cid" xmlns:w16="http://schemas.microsoft.com/office/word/2018/wordml" xmlns:w16du="http://schemas.microsoft.com/office/word/2023/wordml/word16du" xmlns:w16sdtdh="http://schemas.microsoft.com/office/word/2020/wordml/sdtdatahash" xmlns:w16sdtfl="http://schemas.microsoft.com/office/word/2024/wordml/sdtformatlock" xmlns:w16se="http://schemas.microsoft.com/office/word/2015/wordml/symex" xmlns:wpg="http://schemas.microsoft.com/office/word/2010/wordprocessingGroup" xmlns:wpi="http://schemas.microsoft.com/office/word/2010/wordprocessingInk" xmlns:wne="http://schemas.microsoft.com/office/word/2006/wordml" xmlns:wps="http://schemas.microsoft.com/office/word/2010/wordprocessingShape" mc:Ignorable="w14 w15 w16se w16cid w16 w16cex w16sdtdh w16sdtfl w16du wp14">
   <w:p>
     <w:pPr>
       <w:pStyle w:val="Footer"/>
@@ -3858,7 +4470,7 @@
 </file>
 
 <file path=word/footnotes.xml><?xml version="1.0" encoding="utf-8"?>
-<w:footnotes xmlns:wpc="http://schemas.microsoft.com/office/word/2010/wordprocessingCanvas" xmlns:cx="http://schemas.microsoft.com/office/drawing/2014/chartex" xmlns:cx1="http://schemas.microsoft.com/office/drawing/2015/9/8/chartex" xmlns:cx2="http://schemas.microsoft.com/office/drawing/2015/10/21/chartex" xmlns:cx3="http://schemas.microsoft.com/office/drawing/2016/5/9/chartex" xmlns:cx4="http://schemas.microsoft.com/office/drawing/2016/5/10/chartex" xmlns:cx5="http://schemas.microsoft.com/office/drawing/2016/5/11/chartex" xmlns:cx6="http://schemas.microsoft.com/office/drawing/2016/5/12/chartex" xmlns:cx7="http://schemas.microsoft.com/office/drawing/2016/5/13/chartex" xmlns:cx8="http://schemas.microsoft.com/office/drawing/2016/5/14/chartex" xmlns:mc="http://schemas.openxmlformats.org/markup-compatibility/2006" xmlns:aink="http://schemas.microsoft.com/office/drawing/2016/ink" xmlns:am3d="http://schemas.microsoft.com/office/drawing/2017/model3d" xmlns:o="urn:schemas-microsoft-com:office:office" xmlns:oel="http://schemas.microsoft.com/office/2019/extlst" xmlns:r="http://schemas.openxmlformats.org/officeDocument/2006/relationships" xmlns:m="http://schemas.openxmlformats.org/officeDocument/2006/math" xmlns:v="urn:schemas-microsoft-com:vml" xmlns:wp14="http://schemas.microsoft.com/office/word/2010/wordprocessingDrawing" xmlns:wp="http://schemas.openxmlformats.org/drawingml/2006/wordprocessingDrawing" xmlns:w10="urn:schemas-microsoft-com:office:word" xmlns:w="http://schemas.openxmlformats.org/wordprocessingml/2006/main" xmlns:w14="http://schemas.microsoft.com/office/word/2010/wordml" xmlns:w15="http://schemas.microsoft.com/office/word/2012/wordml" xmlns:w16cex="http://schemas.microsoft.com/office/word/2018/wordml/cex" xmlns:w16cid="http://schemas.microsoft.com/office/word/2016/wordml/cid" xmlns:w16="http://schemas.microsoft.com/office/word/2018/wordml" xmlns:w16du="http://schemas.microsoft.com/office/word/2023/wordml/word16du" xmlns:w16sdtdh="http://schemas.microsoft.com/office/word/2020/wordml/sdtdatahash" xmlns:w16sdtfl="http://schemas.microsoft.com/office/word/2024/wordml/sdtformatlock" xmlns:w16se="http://schemas.microsoft.com/office/word/2015/wordml/symex" xmlns:wpg="http://schemas.microsoft.com/office/word/2010/wordprocessingGroup" xmlns:wpi="http://schemas.microsoft.com/office/word/2010/wordprocessingInk" xmlns:wne="http://schemas.microsoft.com/office/word/2006/wordml" xmlns:wps="http://schemas.microsoft.com/office/word/2010/wordprocessingShape" mc:Ignorable="w14 w15 w16se w16cid w16 w16cex w16sdtdh w16sdtfl w16du wp14">
+<w:footnotes xmlns:wpc="http://schemas.microsoft.com/office/word/2010/wordprocessingCanvas" xmlns:cx="http://schemas.microsoft.com/office/drawing/2014/chartex" xmlns:cx1="http://schemas.microsoft.com/office/drawing/2015/9/8/chartex" xmlns:cx2="http://schemas.microsoft.com/office/drawing/2015/10/21/chartex" xmlns:cx3="http://schemas.microsoft.com/office/drawing/2016/5/9/chartex" xmlns:cx4="http://schemas.microsoft.com/office/drawing/2016/5/10/chartex" xmlns:cx5="http://schemas.microsoft.com/office/drawing/2016/5/11/chartex" xmlns:cx6="http://schemas.microsoft.com/office/drawing/2016/5/12/chartex" xmlns:cx7="http://schemas.microsoft.com/office/drawing/2016/5/13/chartex" xmlns:cx8="http://schemas.microsoft.com/office/drawing/2016/5/14/chartex" xmlns:mc="http://schemas.openxmlformats.org/markup-compatibility/2006" xmlns:aink="http://schemas.microsoft.com/office/drawing/2016/ink" xmlns:am3d="http://schemas.microsoft.com/office/drawing/2017/model3d" xmlns:o="urn:schemas-microsoft-com:office:office" xmlns:oel="http://schemas.microsoft.com/office/2019/extlst" xmlns:r="http://schemas.openxmlformats.org/officeDocument/2006/relationships" xmlns:m="http://schemas.openxmlformats.org/officeDocument/2006/math" xmlns:v="urn:schemas-microsoft-com:vml" xmlns:wp14="http://schemas.microsoft.com/office/word/2010/wordprocessingDrawing" xmlns:wp="http://schemas.openxmlformats.org/drawingml/2006/wordprocessingDrawing" xmlns:w10="urn:schemas-microsoft-com:office:word" xmlns:w="http://schemas.openxmlformats.org/wordprocessingml/2006/main" xmlns:w14="http://schemas.microsoft.com/office/word/2010/wordml" xmlns:w15="http://schemas.microsoft.com/office/word/2012/wordml" xmlns:w16cei="http://schemas.microsoft.com/office/word/2026/wordml/cei" xmlns:w16cex="http://schemas.microsoft.com/office/word/2018/wordml/cex" xmlns:w16cid="http://schemas.microsoft.com/office/word/2016/wordml/cid" xmlns:w16="http://schemas.microsoft.com/office/word/2018/wordml" xmlns:w16du="http://schemas.microsoft.com/office/word/2023/wordml/word16du" xmlns:w16sdtdh="http://schemas.microsoft.com/office/word/2020/wordml/sdtdatahash" xmlns:w16sdtfl="http://schemas.microsoft.com/office/word/2024/wordml/sdtformatlock" xmlns:w16se="http://schemas.microsoft.com/office/word/2015/wordml/symex" xmlns:wpg="http://schemas.microsoft.com/office/word/2010/wordprocessingGroup" xmlns:wpi="http://schemas.microsoft.com/office/word/2010/wordprocessingInk" xmlns:wne="http://schemas.microsoft.com/office/word/2006/wordml" xmlns:wps="http://schemas.microsoft.com/office/word/2010/wordprocessingShape" mc:Ignorable="w14 w15 w16se w16cid w16 w16cex w16sdtdh w16sdtfl w16du wp14">
   <w:footnote w:type="separator" w:id="-1">
     <w:p>
       <w:pPr>
@@ -3883,7 +4495,7 @@
 </file>
 
 <file path=word/header1.xml><?xml version="1.0" encoding="utf-8"?>
-<w:hdr xmlns:wpc="http://schemas.microsoft.com/office/word/2010/wordprocessingCanvas" xmlns:cx="http://schemas.microsoft.com/office/drawing/2014/chartex" xmlns:cx1="http://schemas.microsoft.com/office/drawing/2015/9/8/chartex" xmlns:cx2="http://schemas.microsoft.com/office/drawing/2015/10/21/chartex" xmlns:cx3="http://schemas.microsoft.com/office/drawing/2016/5/9/chartex" xmlns:cx4="http://schemas.microsoft.com/office/drawing/2016/5/10/chartex" xmlns:cx5="http://schemas.microsoft.com/office/drawing/2016/5/11/chartex" xmlns:cx6="http://schemas.microsoft.com/office/drawing/2016/5/12/chartex" xmlns:cx7="http://schemas.microsoft.com/office/drawing/2016/5/13/chartex" xmlns:cx8="http://schemas.microsoft.com/office/drawing/2016/5/14/chartex" xmlns:mc="http://schemas.openxmlformats.org/markup-compatibility/2006" xmlns:aink="http://schemas.microsoft.com/office/drawing/2016/ink" xmlns:am3d="http://schemas.microsoft.com/office/drawing/2017/model3d" xmlns:o="urn:schemas-microsoft-com:office:office" xmlns:oel="http://schemas.microsoft.com/office/2019/extlst" xmlns:r="http://schemas.openxmlformats.org/officeDocument/2006/relationships" xmlns:m="http://schemas.openxmlformats.org/officeDocument/2006/math" xmlns:v="urn:schemas-microsoft-com:vml" xmlns:wp14="http://schemas.microsoft.com/office/word/2010/wordprocessingDrawing" xmlns:wp="http://schemas.openxmlformats.org/drawingml/2006/wordprocessingDrawing" xmlns:w10="urn:schemas-microsoft-com:office:word" xmlns:w="http://schemas.openxmlformats.org/wordprocessingml/2006/main" xmlns:w14="http://schemas.microsoft.com/office/word/2010/wordml" xmlns:w15="http://schemas.microsoft.com/office/word/2012/wordml" xmlns:w16cex="http://schemas.microsoft.com/office/word/2018/wordml/cex" xmlns:w16cid="http://schemas.microsoft.com/office/word/2016/wordml/cid" xmlns:w16="http://schemas.microsoft.com/office/word/2018/wordml" xmlns:w16du="http://schemas.microsoft.com/office/word/2023/wordml/word16du" xmlns:w16sdtdh="http://schemas.microsoft.com/office/word/2020/wordml/sdtdatahash" xmlns:w16sdtfl="http://schemas.microsoft.com/office/word/2024/wordml/sdtformatlock" xmlns:w16se="http://schemas.microsoft.com/office/word/2015/wordml/symex" xmlns:wpg="http://schemas.microsoft.com/office/word/2010/wordprocessingGroup" xmlns:wpi="http://schemas.microsoft.com/office/word/2010/wordprocessingInk" xmlns:wne="http://schemas.microsoft.com/office/word/2006/wordml" xmlns:wps="http://schemas.microsoft.com/office/word/2010/wordprocessingShape" mc:Ignorable="w14 w15 w16se w16cid w16 w16cex w16sdtdh w16sdtfl w16du wp14">
+<w:hdr xmlns:wpc="http://schemas.microsoft.com/office/word/2010/wordprocessingCanvas" xmlns:cx="http://schemas.microsoft.com/office/drawing/2014/chartex" xmlns:cx1="http://schemas.microsoft.com/office/drawing/2015/9/8/chartex" xmlns:cx2="http://schemas.microsoft.com/office/drawing/2015/10/21/chartex" xmlns:cx3="http://schemas.microsoft.com/office/drawing/2016/5/9/chartex" xmlns:cx4="http://schemas.microsoft.com/office/drawing/2016/5/10/chartex" xmlns:cx5="http://schemas.microsoft.com/office/drawing/2016/5/11/chartex" xmlns:cx6="http://schemas.microsoft.com/office/drawing/2016/5/12/chartex" xmlns:cx7="http://schemas.microsoft.com/office/drawing/2016/5/13/chartex" xmlns:cx8="http://schemas.microsoft.com/office/drawing/2016/5/14/chartex" xmlns:mc="http://schemas.openxmlformats.org/markup-compatibility/2006" xmlns:aink="http://schemas.microsoft.com/office/drawing/2016/ink" xmlns:am3d="http://schemas.microsoft.com/office/drawing/2017/model3d" xmlns:o="urn:schemas-microsoft-com:office:office" xmlns:oel="http://schemas.microsoft.com/office/2019/extlst" xmlns:r="http://schemas.openxmlformats.org/officeDocument/2006/relationships" xmlns:m="http://schemas.openxmlformats.org/officeDocument/2006/math" xmlns:v="urn:schemas-microsoft-com:vml" xmlns:wp14="http://schemas.microsoft.com/office/word/2010/wordprocessingDrawing" xmlns:wp="http://schemas.openxmlformats.org/drawingml/2006/wordprocessingDrawing" xmlns:w10="urn:schemas-microsoft-com:office:word" xmlns:w="http://schemas.openxmlformats.org/wordprocessingml/2006/main" xmlns:w14="http://schemas.microsoft.com/office/word/2010/wordml" xmlns:w15="http://schemas.microsoft.com/office/word/2012/wordml" xmlns:w16cei="http://schemas.microsoft.com/office/word/2026/wordml/cei" xmlns:w16cex="http://schemas.microsoft.com/office/word/2018/wordml/cex" xmlns:w16cid="http://schemas.microsoft.com/office/word/2016/wordml/cid" xmlns:w16="http://schemas.microsoft.com/office/word/2018/wordml" xmlns:w16du="http://schemas.microsoft.com/office/word/2023/wordml/word16du" xmlns:w16sdtdh="http://schemas.microsoft.com/office/word/2020/wordml/sdtdatahash" xmlns:w16sdtfl="http://schemas.microsoft.com/office/word/2024/wordml/sdtformatlock" xmlns:w16se="http://schemas.microsoft.com/office/word/2015/wordml/symex" xmlns:wpg="http://schemas.microsoft.com/office/word/2010/wordprocessingGroup" xmlns:wpi="http://schemas.microsoft.com/office/word/2010/wordprocessingInk" xmlns:wne="http://schemas.microsoft.com/office/word/2006/wordml" xmlns:wps="http://schemas.microsoft.com/office/word/2010/wordprocessingShape" mc:Ignorable="w14 w15 w16se w16cid w16 w16cex w16sdtdh w16sdtfl w16du wp14">
   <w:p>
     <w:pPr>
       <w:pStyle w:val="Header"/>
@@ -3893,7 +4505,7 @@
 </file>
 
 <file path=word/header2.xml><?xml version="1.0" encoding="utf-8"?>
-<w:hdr xmlns:wpc="http://schemas.microsoft.com/office/word/2010/wordprocessingCanvas" xmlns:cx="http://schemas.microsoft.com/office/drawing/2014/chartex" xmlns:cx1="http://schemas.microsoft.com/office/drawing/2015/9/8/chartex" xmlns:cx2="http://schemas.microsoft.com/office/drawing/2015/10/21/chartex" xmlns:cx3="http://schemas.microsoft.com/office/drawing/2016/5/9/chartex" xmlns:cx4="http://schemas.microsoft.com/office/drawing/2016/5/10/chartex" xmlns:cx5="http://schemas.microsoft.com/office/drawing/2016/5/11/chartex" xmlns:cx6="http://schemas.microsoft.com/office/drawing/2016/5/12/chartex" xmlns:cx7="http://schemas.microsoft.com/office/drawing/2016/5/13/chartex" xmlns:cx8="http://schemas.microsoft.com/office/drawing/2016/5/14/chartex" xmlns:mc="http://schemas.openxmlformats.org/markup-compatibility/2006" xmlns:aink="http://schemas.microsoft.com/office/drawing/2016/ink" xmlns:am3d="http://schemas.microsoft.com/office/drawing/2017/model3d" xmlns:o="urn:schemas-microsoft-com:office:office" xmlns:oel="http://schemas.microsoft.com/office/2019/extlst" xmlns:r="http://schemas.openxmlformats.org/officeDocument/2006/relationships" xmlns:m="http://schemas.openxmlformats.org/officeDocument/2006/math" xmlns:v="urn:schemas-microsoft-com:vml" xmlns:wp14="http://schemas.microsoft.com/office/word/2010/wordprocessingDrawing" xmlns:wp="http://schemas.openxmlformats.org/drawingml/2006/wordprocessingDrawing" xmlns:w10="urn:schemas-microsoft-com:office:word" xmlns:w="http://schemas.openxmlformats.org/wordprocessingml/2006/main" xmlns:w14="http://schemas.microsoft.com/office/word/2010/wordml" xmlns:w15="http://schemas.microsoft.com/office/word/2012/wordml" xmlns:w16cex="http://schemas.microsoft.com/office/word/2018/wordml/cex" xmlns:w16cid="http://schemas.microsoft.com/office/word/2016/wordml/cid" xmlns:w16="http://schemas.microsoft.com/office/word/2018/wordml" xmlns:w16du="http://schemas.microsoft.com/office/word/2023/wordml/word16du" xmlns:w16sdtdh="http://schemas.microsoft.com/office/word/2020/wordml/sdtdatahash" xmlns:w16sdtfl="http://schemas.microsoft.com/office/word/2024/wordml/sdtformatlock" xmlns:w16se="http://schemas.microsoft.com/office/word/2015/wordml/symex" xmlns:wpg="http://schemas.microsoft.com/office/word/2010/wordprocessingGroup" xmlns:wpi="http://schemas.microsoft.com/office/word/2010/wordprocessingInk" xmlns:wne="http://schemas.microsoft.com/office/word/2006/wordml" xmlns:wps="http://schemas.microsoft.com/office/word/2010/wordprocessingShape" mc:Ignorable="w14 w15 w16se w16cid w16 w16cex w16sdtdh w16sdtfl w16du wp14">
+<w:hdr xmlns:wpc="http://schemas.microsoft.com/office/word/2010/wordprocessingCanvas" xmlns:cx="http://schemas.microsoft.com/office/drawing/2014/chartex" xmlns:cx1="http://schemas.microsoft.com/office/drawing/2015/9/8/chartex" xmlns:cx2="http://schemas.microsoft.com/office/drawing/2015/10/21/chartex" xmlns:cx3="http://schemas.microsoft.com/office/drawing/2016/5/9/chartex" xmlns:cx4="http://schemas.microsoft.com/office/drawing/2016/5/10/chartex" xmlns:cx5="http://schemas.microsoft.com/office/drawing/2016/5/11/chartex" xmlns:cx6="http://schemas.microsoft.com/office/drawing/2016/5/12/chartex" xmlns:cx7="http://schemas.microsoft.com/office/drawing/2016/5/13/chartex" xmlns:cx8="http://schemas.microsoft.com/office/drawing/2016/5/14/chartex" xmlns:mc="http://schemas.openxmlformats.org/markup-compatibility/2006" xmlns:aink="http://schemas.microsoft.com/office/drawing/2016/ink" xmlns:am3d="http://schemas.microsoft.com/office/drawing/2017/model3d" xmlns:o="urn:schemas-microsoft-com:office:office" xmlns:oel="http://schemas.microsoft.com/office/2019/extlst" xmlns:r="http://schemas.openxmlformats.org/officeDocument/2006/relationships" xmlns:m="http://schemas.openxmlformats.org/officeDocument/2006/math" xmlns:v="urn:schemas-microsoft-com:vml" xmlns:wp14="http://schemas.microsoft.com/office/word/2010/wordprocessingDrawing" xmlns:wp="http://schemas.openxmlformats.org/drawingml/2006/wordprocessingDrawing" xmlns:w10="urn:schemas-microsoft-com:office:word" xmlns:w="http://schemas.openxmlformats.org/wordprocessingml/2006/main" xmlns:w14="http://schemas.microsoft.com/office/word/2010/wordml" xmlns:w15="http://schemas.microsoft.com/office/word/2012/wordml" xmlns:w16cei="http://schemas.microsoft.com/office/word/2026/wordml/cei" xmlns:w16cex="http://schemas.microsoft.com/office/word/2018/wordml/cex" xmlns:w16cid="http://schemas.microsoft.com/office/word/2016/wordml/cid" xmlns:w16="http://schemas.microsoft.com/office/word/2018/wordml" xmlns:w16du="http://schemas.microsoft.com/office/word/2023/wordml/word16du" xmlns:w16sdtdh="http://schemas.microsoft.com/office/word/2020/wordml/sdtdatahash" xmlns:w16sdtfl="http://schemas.microsoft.com/office/word/2024/wordml/sdtformatlock" xmlns:w16se="http://schemas.microsoft.com/office/word/2015/wordml/symex" xmlns:wpg="http://schemas.microsoft.com/office/word/2010/wordprocessingGroup" xmlns:wpi="http://schemas.microsoft.com/office/word/2010/wordprocessingInk" xmlns:wne="http://schemas.microsoft.com/office/word/2006/wordml" xmlns:wps="http://schemas.microsoft.com/office/word/2010/wordprocessingShape" mc:Ignorable="w14 w15 w16se w16cid w16 w16cex w16sdtdh w16sdtfl w16du wp14">
   <w:p>
     <w:pPr>
       <w:pStyle w:val="Header"/>
@@ -3903,7 +4515,7 @@
 </file>
 
 <file path=word/header3.xml><?xml version="1.0" encoding="utf-8"?>
-<w:hdr xmlns:wpc="http://schemas.microsoft.com/office/word/2010/wordprocessingCanvas" xmlns:cx="http://schemas.microsoft.com/office/drawing/2014/chartex" xmlns:cx1="http://schemas.microsoft.com/office/drawing/2015/9/8/chartex" xmlns:cx2="http://schemas.microsoft.com/office/drawing/2015/10/21/chartex" xmlns:cx3="http://schemas.microsoft.com/office/drawing/2016/5/9/chartex" xmlns:cx4="http://schemas.microsoft.com/office/drawing/2016/5/10/chartex" xmlns:cx5="http://schemas.microsoft.com/office/drawing/2016/5/11/chartex" xmlns:cx6="http://schemas.microsoft.com/office/drawing/2016/5/12/chartex" xmlns:cx7="http://schemas.microsoft.com/office/drawing/2016/5/13/chartex" xmlns:cx8="http://schemas.microsoft.com/office/drawing/2016/5/14/chartex" xmlns:mc="http://schemas.openxmlformats.org/markup-compatibility/2006" xmlns:aink="http://schemas.microsoft.com/office/drawing/2016/ink" xmlns:am3d="http://schemas.microsoft.com/office/drawing/2017/model3d" xmlns:o="urn:schemas-microsoft-com:office:office" xmlns:oel="http://schemas.microsoft.com/office/2019/extlst" xmlns:r="http://schemas.openxmlformats.org/officeDocument/2006/relationships" xmlns:m="http://schemas.openxmlformats.org/officeDocument/2006/math" xmlns:v="urn:schemas-microsoft-com:vml" xmlns:wp14="http://schemas.microsoft.com/office/word/2010/wordprocessingDrawing" xmlns:wp="http://schemas.openxmlformats.org/drawingml/2006/wordprocessingDrawing" xmlns:w10="urn:schemas-microsoft-com:office:word" xmlns:w="http://schemas.openxmlformats.org/wordprocessingml/2006/main" xmlns:w14="http://schemas.microsoft.com/office/word/2010/wordml" xmlns:w15="http://schemas.microsoft.com/office/word/2012/wordml" xmlns:w16cex="http://schemas.microsoft.com/office/word/2018/wordml/cex" xmlns:w16cid="http://schemas.microsoft.com/office/word/2016/wordml/cid" xmlns:w16="http://schemas.microsoft.com/office/word/2018/wordml" xmlns:w16du="http://schemas.microsoft.com/office/word/2023/wordml/word16du" xmlns:w16sdtdh="http://schemas.microsoft.com/office/word/2020/wordml/sdtdatahash" xmlns:w16sdtfl="http://schemas.microsoft.com/office/word/2024/wordml/sdtformatlock" xmlns:w16se="http://schemas.microsoft.com/office/word/2015/wordml/symex" xmlns:wpg="http://schemas.microsoft.com/office/word/2010/wordprocessingGroup" xmlns:wpi="http://schemas.microsoft.com/office/word/2010/wordprocessingInk" xmlns:wne="http://schemas.microsoft.com/office/word/2006/wordml" xmlns:wps="http://schemas.microsoft.com/office/word/2010/wordprocessingShape" mc:Ignorable="w14 w15 w16se w16cid w16 w16cex w16sdtdh w16sdtfl w16du wp14">
+<w:hdr xmlns:wpc="http://schemas.microsoft.com/office/word/2010/wordprocessingCanvas" xmlns:cx="http://schemas.microsoft.com/office/drawing/2014/chartex" xmlns:cx1="http://schemas.microsoft.com/office/drawing/2015/9/8/chartex" xmlns:cx2="http://schemas.microsoft.com/office/drawing/2015/10/21/chartex" xmlns:cx3="http://schemas.microsoft.com/office/drawing/2016/5/9/chartex" xmlns:cx4="http://schemas.microsoft.com/office/drawing/2016/5/10/chartex" xmlns:cx5="http://schemas.microsoft.com/office/drawing/2016/5/11/chartex" xmlns:cx6="http://schemas.microsoft.com/office/drawing/2016/5/12/chartex" xmlns:cx7="http://schemas.microsoft.com/office/drawing/2016/5/13/chartex" xmlns:cx8="http://schemas.microsoft.com/office/drawing/2016/5/14/chartex" xmlns:mc="http://schemas.openxmlformats.org/markup-compatibility/2006" xmlns:aink="http://schemas.microsoft.com/office/drawing/2016/ink" xmlns:am3d="http://schemas.microsoft.com/office/drawing/2017/model3d" xmlns:o="urn:schemas-microsoft-com:office:office" xmlns:oel="http://schemas.microsoft.com/office/2019/extlst" xmlns:r="http://schemas.openxmlformats.org/officeDocument/2006/relationships" xmlns:m="http://schemas.openxmlformats.org/officeDocument/2006/math" xmlns:v="urn:schemas-microsoft-com:vml" xmlns:wp14="http://schemas.microsoft.com/office/word/2010/wordprocessingDrawing" xmlns:wp="http://schemas.openxmlformats.org/drawingml/2006/wordprocessingDrawing" xmlns:w10="urn:schemas-microsoft-com:office:word" xmlns:w="http://schemas.openxmlformats.org/wordprocessingml/2006/main" xmlns:w14="http://schemas.microsoft.com/office/word/2010/wordml" xmlns:w15="http://schemas.microsoft.com/office/word/2012/wordml" xmlns:w16cei="http://schemas.microsoft.com/office/word/2026/wordml/cei" xmlns:w16cex="http://schemas.microsoft.com/office/word/2018/wordml/cex" xmlns:w16cid="http://schemas.microsoft.com/office/word/2016/wordml/cid" xmlns:w16="http://schemas.microsoft.com/office/word/2018/wordml" xmlns:w16du="http://schemas.microsoft.com/office/word/2023/wordml/word16du" xmlns:w16sdtdh="http://schemas.microsoft.com/office/word/2020/wordml/sdtdatahash" xmlns:w16sdtfl="http://schemas.microsoft.com/office/word/2024/wordml/sdtformatlock" xmlns:w16se="http://schemas.microsoft.com/office/word/2015/wordml/symex" xmlns:wpg="http://schemas.microsoft.com/office/word/2010/wordprocessingGroup" xmlns:wpi="http://schemas.microsoft.com/office/word/2010/wordprocessingInk" xmlns:wne="http://schemas.microsoft.com/office/word/2006/wordml" xmlns:wps="http://schemas.microsoft.com/office/word/2010/wordprocessingShape" mc:Ignorable="w14 w15 w16se w16cid w16 w16cex w16sdtdh w16sdtfl w16du wp14">
   <w:p>
     <w:pPr>
       <w:pStyle w:val="Header"/>
@@ -3913,7 +4525,7 @@
 </file>
 
 <file path=word/numbering.xml><?xml version="1.0" encoding="utf-8"?>
-<w:numbering xmlns:wpc="http://schemas.microsoft.com/office/word/2010/wordprocessingCanvas" xmlns:cx="http://schemas.microsoft.com/office/drawing/2014/chartex" xmlns:cx1="http://schemas.microsoft.com/office/drawing/2015/9/8/chartex" xmlns:cx2="http://schemas.microsoft.com/office/drawing/2015/10/21/chartex" xmlns:cx3="http://schemas.microsoft.com/office/drawing/2016/5/9/chartex" xmlns:cx4="http://schemas.microsoft.com/office/drawing/2016/5/10/chartex" xmlns:cx5="http://schemas.microsoft.com/office/drawing/2016/5/11/chartex" xmlns:cx6="http://schemas.microsoft.com/office/drawing/2016/5/12/chartex" xmlns:cx7="http://schemas.microsoft.com/office/drawing/2016/5/13/chartex" xmlns:cx8="http://schemas.microsoft.com/office/drawing/2016/5/14/chartex" xmlns:mc="http://schemas.openxmlformats.org/markup-compatibility/2006" xmlns:aink="http://schemas.microsoft.com/office/drawing/2016/ink" xmlns:am3d="http://schemas.microsoft.com/office/drawing/2017/model3d" xmlns:o="urn:schemas-microsoft-com:office:office" xmlns:oel="http://schemas.microsoft.com/office/2019/extlst" xmlns:r="http://schemas.openxmlformats.org/officeDocument/2006/relationships" xmlns:m="http://schemas.openxmlformats.org/officeDocument/2006/math" xmlns:v="urn:schemas-microsoft-com:vml" xmlns:wp14="http://schemas.microsoft.com/office/word/2010/wordprocessingDrawing" xmlns:wp="http://schemas.openxmlformats.org/drawingml/2006/wordprocessingDrawing" xmlns:w10="urn:schemas-microsoft-com:office:word" xmlns:w="http://schemas.openxmlformats.org/wordprocessingml/2006/main" xmlns:w14="http://schemas.microsoft.com/office/word/2010/wordml" xmlns:w15="http://schemas.microsoft.com/office/word/2012/wordml" xmlns:w16cex="http://schemas.microsoft.com/office/word/2018/wordml/cex" xmlns:w16cid="http://schemas.microsoft.com/office/word/2016/wordml/cid" xmlns:w16="http://schemas.microsoft.com/office/word/2018/wordml" xmlns:w16du="http://schemas.microsoft.com/office/word/2023/wordml/word16du" xmlns:w16sdtdh="http://schemas.microsoft.com/office/word/2020/wordml/sdtdatahash" xmlns:w16sdtfl="http://schemas.microsoft.com/office/word/2024/wordml/sdtformatlock" xmlns:w16se="http://schemas.microsoft.com/office/word/2015/wordml/symex" xmlns:wpg="http://schemas.microsoft.com/office/word/2010/wordprocessingGroup" xmlns:wpi="http://schemas.microsoft.com/office/word/2010/wordprocessingInk" xmlns:wne="http://schemas.microsoft.com/office/word/2006/wordml" xmlns:wps="http://schemas.microsoft.com/office/word/2010/wordprocessingShape" mc:Ignorable="w14 w15 w16se w16cid w16 w16cex w16sdtdh w16sdtfl w16du wp14">
+<w:numbering xmlns:wpc="http://schemas.microsoft.com/office/word/2010/wordprocessingCanvas" xmlns:cx="http://schemas.microsoft.com/office/drawing/2014/chartex" xmlns:cx1="http://schemas.microsoft.com/office/drawing/2015/9/8/chartex" xmlns:cx2="http://schemas.microsoft.com/office/drawing/2015/10/21/chartex" xmlns:cx3="http://schemas.microsoft.com/office/drawing/2016/5/9/chartex" xmlns:cx4="http://schemas.microsoft.com/office/drawing/2016/5/10/chartex" xmlns:cx5="http://schemas.microsoft.com/office/drawing/2016/5/11/chartex" xmlns:cx6="http://schemas.microsoft.com/office/drawing/2016/5/12/chartex" xmlns:cx7="http://schemas.microsoft.com/office/drawing/2016/5/13/chartex" xmlns:cx8="http://schemas.microsoft.com/office/drawing/2016/5/14/chartex" xmlns:mc="http://schemas.openxmlformats.org/markup-compatibility/2006" xmlns:aink="http://schemas.microsoft.com/office/drawing/2016/ink" xmlns:am3d="http://schemas.microsoft.com/office/drawing/2017/model3d" xmlns:o="urn:schemas-microsoft-com:office:office" xmlns:oel="http://schemas.microsoft.com/office/2019/extlst" xmlns:r="http://schemas.openxmlformats.org/officeDocument/2006/relationships" xmlns:m="http://schemas.openxmlformats.org/officeDocument/2006/math" xmlns:v="urn:schemas-microsoft-com:vml" xmlns:wp14="http://schemas.microsoft.com/office/word/2010/wordprocessingDrawing" xmlns:wp="http://schemas.openxmlformats.org/drawingml/2006/wordprocessingDrawing" xmlns:w10="urn:schemas-microsoft-com:office:word" xmlns:w="http://schemas.openxmlformats.org/wordprocessingml/2006/main" xmlns:w14="http://schemas.microsoft.com/office/word/2010/wordml" xmlns:w15="http://schemas.microsoft.com/office/word/2012/wordml" xmlns:w16cei="http://schemas.microsoft.com/office/word/2026/wordml/cei" xmlns:w16cex="http://schemas.microsoft.com/office/word/2018/wordml/cex" xmlns:w16cid="http://schemas.microsoft.com/office/word/2016/wordml/cid" xmlns:w16="http://schemas.microsoft.com/office/word/2018/wordml" xmlns:w16du="http://schemas.microsoft.com/office/word/2023/wordml/word16du" xmlns:w16sdtdh="http://schemas.microsoft.com/office/word/2020/wordml/sdtdatahash" xmlns:w16sdtfl="http://schemas.microsoft.com/office/word/2024/wordml/sdtformatlock" xmlns:w16se="http://schemas.microsoft.com/office/word/2015/wordml/symex" xmlns:wpg="http://schemas.microsoft.com/office/word/2010/wordprocessingGroup" xmlns:wpi="http://schemas.microsoft.com/office/word/2010/wordprocessingInk" xmlns:wne="http://schemas.microsoft.com/office/word/2006/wordml" xmlns:wps="http://schemas.microsoft.com/office/word/2010/wordprocessingShape" mc:Ignorable="w14 w15 w16se w16cid w16 w16cex w16sdtdh w16sdtfl w16du wp14">
   <w:abstractNum w:abstractNumId="0" w15:restartNumberingAfterBreak="0">
     <w:nsid w:val="16796801"/>
     <w:multiLevelType w:val="hybridMultilevel"/>
